--- a/templates/template_preventif_base.docx
+++ b/templates/template_preventif_base.docx
@@ -39,27 +39,7 @@
           <w:szCs w:val="24"/>
           <w:lang w:val="en-US"/>
         </w:rPr>
-        <w:t>{</w:t>
-      </w:r>
-      <w:proofErr w:type="spellStart"/>
-      <w:r>
-        <w:rPr>
-          <w:rFonts w:ascii="Basic" w:eastAsia="Basic" w:hAnsi="Basic" w:cs="Basic"/>
-          <w:sz w:val="24"/>
-          <w:szCs w:val="24"/>
-          <w:lang w:val="en-US"/>
-        </w:rPr>
-        <w:t>nomor_ba</w:t>
-      </w:r>
-      <w:proofErr w:type="spellEnd"/>
-      <w:r>
-        <w:rPr>
-          <w:rFonts w:ascii="Basic" w:eastAsia="Basic" w:hAnsi="Basic" w:cs="Basic"/>
-          <w:sz w:val="24"/>
-          <w:szCs w:val="24"/>
-          <w:lang w:val="en-US"/>
-        </w:rPr>
-        <w:t>}</w:t>
+        <w:t>{nomor_ba}</w:t>
       </w:r>
     </w:p>
     <w:p>
@@ -196,27 +176,7 @@
           <w:szCs w:val="24"/>
           <w:lang w:val="en-US"/>
         </w:rPr>
-        <w:t>{</w:t>
-      </w:r>
-      <w:proofErr w:type="spellStart"/>
-      <w:r>
-        <w:rPr>
-          <w:rFonts w:ascii="Basic" w:eastAsia="Basic" w:hAnsi="Basic" w:cs="Basic"/>
-          <w:sz w:val="24"/>
-          <w:szCs w:val="24"/>
-          <w:lang w:val="en-US"/>
-        </w:rPr>
-        <w:t>tanggal</w:t>
-      </w:r>
-      <w:proofErr w:type="spellEnd"/>
-      <w:r>
-        <w:rPr>
-          <w:rFonts w:ascii="Basic" w:eastAsia="Basic" w:hAnsi="Basic" w:cs="Basic"/>
-          <w:sz w:val="24"/>
-          <w:szCs w:val="24"/>
-          <w:lang w:val="en-US"/>
-        </w:rPr>
-        <w:t>}</w:t>
+        <w:t>{tanggal}</w:t>
       </w:r>
       <w:r>
         <w:rPr>
@@ -235,7 +195,6 @@
         </w:rPr>
         <w:t>{</w:t>
       </w:r>
-      <w:proofErr w:type="spellStart"/>
       <w:r>
         <w:rPr>
           <w:rFonts w:ascii="Basic" w:eastAsia="Basic" w:hAnsi="Basic" w:cs="Basic"/>
@@ -245,7 +204,6 @@
         </w:rPr>
         <w:t>alamat</w:t>
       </w:r>
-      <w:proofErr w:type="spellEnd"/>
       <w:r>
         <w:rPr>
           <w:rFonts w:ascii="Basic" w:eastAsia="Basic" w:hAnsi="Basic" w:cs="Basic"/>
@@ -350,7 +308,6 @@
               </w:rPr>
               <w:t>Item P</w:t>
             </w:r>
-            <w:proofErr w:type="spellStart"/>
             <w:r>
               <w:rPr>
                 <w:rFonts w:ascii="Basic" w:eastAsia="Basic" w:hAnsi="Basic" w:cs="Basic"/>
@@ -362,7 +319,6 @@
               </w:rPr>
               <w:t>emeliharaan</w:t>
             </w:r>
-            <w:proofErr w:type="spellEnd"/>
           </w:p>
         </w:tc>
         <w:tc>
@@ -424,7 +380,6 @@
                 <w:lang w:val="en-US"/>
               </w:rPr>
             </w:pPr>
-            <w:proofErr w:type="spellStart"/>
             <w:r>
               <w:rPr>
                 <w:rFonts w:ascii="Basic" w:eastAsia="Basic" w:hAnsi="Basic" w:cs="Basic"/>
@@ -436,7 +391,6 @@
               </w:rPr>
               <w:t>Keterangan</w:t>
             </w:r>
-            <w:proofErr w:type="spellEnd"/>
           </w:p>
         </w:tc>
       </w:tr>
@@ -601,85 +555,14 @@
                 <w:lang w:val="en-US"/>
               </w:rPr>
             </w:pPr>
-            <w:proofErr w:type="spellStart"/>
-            <w:r>
-              <w:rPr>
-                <w:rFonts w:ascii="Basic" w:eastAsia="Basic" w:hAnsi="Basic" w:cs="Basic"/>
-                <w:sz w:val="24"/>
-                <w:szCs w:val="24"/>
-                <w:lang w:val="en-US"/>
-              </w:rPr>
-              <w:t>Pembersihan</w:t>
-            </w:r>
-            <w:proofErr w:type="spellEnd"/>
-            <w:r>
-              <w:rPr>
-                <w:rFonts w:ascii="Basic" w:eastAsia="Basic" w:hAnsi="Basic" w:cs="Basic"/>
-                <w:sz w:val="24"/>
-                <w:szCs w:val="24"/>
-                <w:lang w:val="en-US"/>
-              </w:rPr>
-              <w:t xml:space="preserve"> </w:t>
-            </w:r>
-            <w:proofErr w:type="spellStart"/>
-            <w:r>
-              <w:rPr>
-                <w:rFonts w:ascii="Basic" w:eastAsia="Basic" w:hAnsi="Basic" w:cs="Basic"/>
-                <w:sz w:val="24"/>
-                <w:szCs w:val="24"/>
-                <w:lang w:val="en-US"/>
-              </w:rPr>
-              <w:t>fisik</w:t>
-            </w:r>
-            <w:proofErr w:type="spellEnd"/>
-            <w:r>
-              <w:rPr>
-                <w:rFonts w:ascii="Basic" w:eastAsia="Basic" w:hAnsi="Basic" w:cs="Basic"/>
-                <w:sz w:val="24"/>
-                <w:szCs w:val="24"/>
-                <w:lang w:val="en-US"/>
-              </w:rPr>
-              <w:t xml:space="preserve"> dan </w:t>
-            </w:r>
-            <w:proofErr w:type="spellStart"/>
-            <w:r>
-              <w:rPr>
-                <w:rFonts w:ascii="Basic" w:eastAsia="Basic" w:hAnsi="Basic" w:cs="Basic"/>
-                <w:sz w:val="24"/>
-                <w:szCs w:val="24"/>
-                <w:lang w:val="en-US"/>
-              </w:rPr>
-              <w:t>pengecekan</w:t>
-            </w:r>
-            <w:proofErr w:type="spellEnd"/>
-            <w:r>
-              <w:rPr>
-                <w:rFonts w:ascii="Basic" w:eastAsia="Basic" w:hAnsi="Basic" w:cs="Basic"/>
-                <w:sz w:val="24"/>
-                <w:szCs w:val="24"/>
-                <w:lang w:val="en-US"/>
-              </w:rPr>
-              <w:t xml:space="preserve"> </w:t>
-            </w:r>
-            <w:proofErr w:type="spellStart"/>
-            <w:r>
-              <w:rPr>
-                <w:rFonts w:ascii="Basic" w:eastAsia="Basic" w:hAnsi="Basic" w:cs="Basic"/>
-                <w:sz w:val="24"/>
-                <w:szCs w:val="24"/>
-                <w:lang w:val="en-US"/>
-              </w:rPr>
-              <w:t>kebocoran</w:t>
-            </w:r>
-            <w:proofErr w:type="spellEnd"/>
-            <w:r>
-              <w:rPr>
-                <w:rFonts w:ascii="Basic" w:eastAsia="Basic" w:hAnsi="Basic" w:cs="Basic"/>
-                <w:sz w:val="24"/>
-                <w:szCs w:val="24"/>
-                <w:lang w:val="en-US"/>
-              </w:rPr>
-              <w:t xml:space="preserve"> shelter</w:t>
+            <w:r>
+              <w:rPr>
+                <w:rFonts w:ascii="Basic" w:eastAsia="Basic" w:hAnsi="Basic" w:cs="Basic"/>
+                <w:sz w:val="24"/>
+                <w:szCs w:val="24"/>
+                <w:lang w:val="en-US"/>
+              </w:rPr>
+              <w:t>Pembersihan fisik dan pengecekan kebocoran shelter</w:t>
             </w:r>
           </w:p>
         </w:tc>
@@ -711,7 +594,6 @@
               </w:rPr>
               <w:t>{</w:t>
             </w:r>
-            <w:proofErr w:type="spellStart"/>
             <w:r>
               <w:rPr>
                 <w:rFonts w:ascii="Basic" w:eastAsia="Basic" w:hAnsi="Basic" w:cs="Basic"/>
@@ -721,7 +603,6 @@
               </w:rPr>
               <w:t>pembersihan_fisik_status</w:t>
             </w:r>
-            <w:proofErr w:type="spellEnd"/>
             <w:r>
               <w:rPr>
                 <w:rFonts w:ascii="Basic" w:eastAsia="Basic" w:hAnsi="Basic" w:cs="Basic"/>
@@ -761,7 +642,6 @@
               </w:rPr>
               <w:t>{</w:t>
             </w:r>
-            <w:proofErr w:type="spellStart"/>
             <w:r>
               <w:rPr>
                 <w:rFonts w:ascii="Basic" w:eastAsia="Basic" w:hAnsi="Basic" w:cs="Basic"/>
@@ -780,7 +660,6 @@
               </w:rPr>
               <w:t>keterangan</w:t>
             </w:r>
-            <w:proofErr w:type="spellEnd"/>
             <w:r>
               <w:rPr>
                 <w:rFonts w:ascii="Basic" w:eastAsia="Basic" w:hAnsi="Basic" w:cs="Basic"/>
@@ -844,37 +723,15 @@
                 <w:lang w:val="en-US"/>
               </w:rPr>
             </w:pPr>
-            <w:proofErr w:type="spellStart"/>
-            <w:r>
-              <w:rPr>
-                <w:rFonts w:ascii="Basic" w:eastAsia="Basic" w:hAnsi="Basic" w:cs="Basic"/>
-                <w:sz w:val="24"/>
-                <w:szCs w:val="24"/>
-                <w:lang w:val="en-US"/>
-              </w:rPr>
-              <w:t>Pengecekan</w:t>
-            </w:r>
-            <w:proofErr w:type="spellEnd"/>
-            <w:r>
-              <w:rPr>
-                <w:rFonts w:ascii="Basic" w:eastAsia="Basic" w:hAnsi="Basic" w:cs="Basic"/>
-                <w:sz w:val="24"/>
-                <w:szCs w:val="24"/>
-                <w:lang w:val="en-US"/>
-              </w:rPr>
-              <w:t xml:space="preserve"> dan </w:t>
-            </w:r>
-            <w:proofErr w:type="spellStart"/>
-            <w:r>
-              <w:rPr>
-                <w:rFonts w:ascii="Basic" w:eastAsia="Basic" w:hAnsi="Basic" w:cs="Basic"/>
-                <w:sz w:val="24"/>
-                <w:szCs w:val="24"/>
-                <w:lang w:val="en-US"/>
-              </w:rPr>
-              <w:t>Pembersihan</w:t>
-            </w:r>
-            <w:proofErr w:type="spellEnd"/>
+            <w:r>
+              <w:rPr>
+                <w:rFonts w:ascii="Basic" w:eastAsia="Basic" w:hAnsi="Basic" w:cs="Basic"/>
+                <w:sz w:val="24"/>
+                <w:szCs w:val="24"/>
+                <w:lang w:val="en-US"/>
+              </w:rPr>
+              <w:t>Pengecekan dan Pembersihan</w:t>
+            </w:r>
           </w:p>
         </w:tc>
         <w:tc>
@@ -903,59 +760,38 @@
                 <w:szCs w:val="24"/>
                 <w:lang w:val="en-US"/>
               </w:rPr>
+              <w:t>{pengecekan_status}</w:t>
+            </w:r>
+          </w:p>
+        </w:tc>
+        <w:tc>
+          <w:tcPr>
+            <w:tcW w:w="1984" w:type="dxa"/>
+            <w:vAlign w:val="center"/>
+          </w:tcPr>
+          <w:p>
+            <w:pPr>
+              <w:tabs>
+                <w:tab w:val="left" w:pos="6237"/>
+              </w:tabs>
+              <w:spacing w:after="120"/>
+              <w:jc w:val="center"/>
+              <w:rPr>
+                <w:rFonts w:ascii="Basic" w:eastAsia="Basic" w:hAnsi="Basic" w:cs="Basic"/>
+                <w:sz w:val="24"/>
+                <w:szCs w:val="24"/>
+                <w:lang w:val="en-US"/>
+              </w:rPr>
+            </w:pPr>
+            <w:r>
+              <w:rPr>
+                <w:rFonts w:ascii="Basic" w:eastAsia="Basic" w:hAnsi="Basic" w:cs="Basic"/>
+                <w:sz w:val="24"/>
+                <w:szCs w:val="24"/>
+                <w:lang w:val="en-US"/>
+              </w:rPr>
               <w:t>{</w:t>
             </w:r>
-            <w:proofErr w:type="spellStart"/>
-            <w:r>
-              <w:rPr>
-                <w:rFonts w:ascii="Basic" w:eastAsia="Basic" w:hAnsi="Basic" w:cs="Basic"/>
-                <w:sz w:val="24"/>
-                <w:szCs w:val="24"/>
-                <w:lang w:val="en-US"/>
-              </w:rPr>
-              <w:t>pengecekan_status</w:t>
-            </w:r>
-            <w:proofErr w:type="spellEnd"/>
-            <w:r>
-              <w:rPr>
-                <w:rFonts w:ascii="Basic" w:eastAsia="Basic" w:hAnsi="Basic" w:cs="Basic"/>
-                <w:sz w:val="24"/>
-                <w:szCs w:val="24"/>
-                <w:lang w:val="en-US"/>
-              </w:rPr>
-              <w:t>}</w:t>
-            </w:r>
-          </w:p>
-        </w:tc>
-        <w:tc>
-          <w:tcPr>
-            <w:tcW w:w="1984" w:type="dxa"/>
-            <w:vAlign w:val="center"/>
-          </w:tcPr>
-          <w:p>
-            <w:pPr>
-              <w:tabs>
-                <w:tab w:val="left" w:pos="6237"/>
-              </w:tabs>
-              <w:spacing w:after="120"/>
-              <w:jc w:val="center"/>
-              <w:rPr>
-                <w:rFonts w:ascii="Basic" w:eastAsia="Basic" w:hAnsi="Basic" w:cs="Basic"/>
-                <w:sz w:val="24"/>
-                <w:szCs w:val="24"/>
-                <w:lang w:val="en-US"/>
-              </w:rPr>
-            </w:pPr>
-            <w:r>
-              <w:rPr>
-                <w:rFonts w:ascii="Basic" w:eastAsia="Basic" w:hAnsi="Basic" w:cs="Basic"/>
-                <w:sz w:val="24"/>
-                <w:szCs w:val="24"/>
-                <w:lang w:val="en-US"/>
-              </w:rPr>
-              <w:t>{</w:t>
-            </w:r>
-            <w:proofErr w:type="spellStart"/>
             <w:r>
               <w:rPr>
                 <w:rFonts w:ascii="Basic" w:eastAsia="Basic" w:hAnsi="Basic" w:cs="Basic"/>
@@ -983,7 +819,6 @@
               </w:rPr>
               <w:t>keterangan</w:t>
             </w:r>
-            <w:proofErr w:type="spellEnd"/>
             <w:r>
               <w:rPr>
                 <w:rFonts w:ascii="Basic" w:eastAsia="Basic" w:hAnsi="Basic" w:cs="Basic"/>
@@ -1047,25 +882,14 @@
                 <w:lang w:val="en-US"/>
               </w:rPr>
             </w:pPr>
-            <w:proofErr w:type="spellStart"/>
-            <w:r>
-              <w:rPr>
-                <w:rFonts w:ascii="Basic" w:eastAsia="Basic" w:hAnsi="Basic" w:cs="Basic"/>
-                <w:sz w:val="24"/>
-                <w:szCs w:val="24"/>
-                <w:lang w:val="en-US"/>
-              </w:rPr>
-              <w:t>Pengecekan</w:t>
-            </w:r>
-            <w:proofErr w:type="spellEnd"/>
-            <w:r>
-              <w:rPr>
-                <w:rFonts w:ascii="Basic" w:eastAsia="Basic" w:hAnsi="Basic" w:cs="Basic"/>
-                <w:sz w:val="24"/>
-                <w:szCs w:val="24"/>
-                <w:lang w:val="en-US"/>
-              </w:rPr>
-              <w:t xml:space="preserve"> sensor gas dan chamber gas</w:t>
+            <w:r>
+              <w:rPr>
+                <w:rFonts w:ascii="Basic" w:eastAsia="Basic" w:hAnsi="Basic" w:cs="Basic"/>
+                <w:sz w:val="24"/>
+                <w:szCs w:val="24"/>
+                <w:lang w:val="en-US"/>
+              </w:rPr>
+              <w:t>Pengecekan sensor gas dan chamber gas</w:t>
             </w:r>
           </w:p>
         </w:tc>
@@ -1097,7 +921,6 @@
               </w:rPr>
               <w:t>{</w:t>
             </w:r>
-            <w:proofErr w:type="spellStart"/>
             <w:r>
               <w:rPr>
                 <w:rFonts w:ascii="Basic" w:eastAsia="Basic" w:hAnsi="Basic" w:cs="Basic"/>
@@ -1114,17 +937,7 @@
                 <w:szCs w:val="24"/>
                 <w:lang w:val="en-US"/>
               </w:rPr>
-              <w:t>_status</w:t>
-            </w:r>
-            <w:proofErr w:type="spellEnd"/>
-            <w:r>
-              <w:rPr>
-                <w:rFonts w:ascii="Basic" w:eastAsia="Basic" w:hAnsi="Basic" w:cs="Basic"/>
-                <w:sz w:val="24"/>
-                <w:szCs w:val="24"/>
-                <w:lang w:val="en-US"/>
-              </w:rPr>
-              <w:t>}</w:t>
+              <w:t>_status}</w:t>
             </w:r>
           </w:p>
         </w:tc>
@@ -1156,7 +969,6 @@
               </w:rPr>
               <w:t>{</w:t>
             </w:r>
-            <w:proofErr w:type="spellStart"/>
             <w:r>
               <w:rPr>
                 <w:rFonts w:ascii="Basic" w:eastAsia="Basic" w:hAnsi="Basic" w:cs="Basic"/>
@@ -1184,7 +996,6 @@
               </w:rPr>
               <w:t>keterangan</w:t>
             </w:r>
-            <w:proofErr w:type="spellEnd"/>
             <w:r>
               <w:rPr>
                 <w:rFonts w:ascii="Basic" w:eastAsia="Basic" w:hAnsi="Basic" w:cs="Basic"/>
@@ -1248,27 +1059,45 @@
                 <w:lang w:val="en-US"/>
               </w:rPr>
             </w:pPr>
-            <w:proofErr w:type="spellStart"/>
-            <w:r>
-              <w:rPr>
-                <w:rFonts w:ascii="Basic" w:eastAsia="Basic" w:hAnsi="Basic" w:cs="Basic"/>
-                <w:sz w:val="24"/>
-                <w:szCs w:val="24"/>
-                <w:lang w:val="en-US"/>
-              </w:rPr>
-              <w:t>Pengecekan</w:t>
-            </w:r>
-            <w:proofErr w:type="spellEnd"/>
-            <w:r>
-              <w:rPr>
-                <w:rFonts w:ascii="Basic" w:eastAsia="Basic" w:hAnsi="Basic" w:cs="Basic"/>
-                <w:sz w:val="24"/>
-                <w:szCs w:val="24"/>
-                <w:lang w:val="en-US"/>
-              </w:rPr>
-              <w:t xml:space="preserve"> sensor </w:t>
-            </w:r>
-            <w:proofErr w:type="spellStart"/>
+            <w:r>
+              <w:rPr>
+                <w:rFonts w:ascii="Basic" w:eastAsia="Basic" w:hAnsi="Basic" w:cs="Basic"/>
+                <w:sz w:val="24"/>
+                <w:szCs w:val="24"/>
+                <w:lang w:val="en-US"/>
+              </w:rPr>
+              <w:t>Pengecekan sensor partikulat</w:t>
+            </w:r>
+          </w:p>
+        </w:tc>
+        <w:tc>
+          <w:tcPr>
+            <w:tcW w:w="2268" w:type="dxa"/>
+            <w:vAlign w:val="center"/>
+          </w:tcPr>
+          <w:p>
+            <w:pPr>
+              <w:tabs>
+                <w:tab w:val="left" w:pos="6237"/>
+              </w:tabs>
+              <w:spacing w:after="120"/>
+              <w:jc w:val="center"/>
+              <w:rPr>
+                <w:rFonts w:ascii="Basic" w:eastAsia="Basic" w:hAnsi="Basic" w:cs="Basic"/>
+                <w:sz w:val="24"/>
+                <w:szCs w:val="24"/>
+                <w:lang w:val="en-US"/>
+              </w:rPr>
+            </w:pPr>
+            <w:r>
+              <w:rPr>
+                <w:rFonts w:ascii="Basic" w:eastAsia="Basic" w:hAnsi="Basic" w:cs="Basic"/>
+                <w:sz w:val="24"/>
+                <w:szCs w:val="24"/>
+                <w:lang w:val="en-US"/>
+              </w:rPr>
+              <w:t>{</w:t>
+            </w:r>
             <w:r>
               <w:rPr>
                 <w:rFonts w:ascii="Basic" w:eastAsia="Basic" w:hAnsi="Basic" w:cs="Basic"/>
@@ -1278,12 +1107,20 @@
               </w:rPr>
               <w:t>partikulat</w:t>
             </w:r>
-            <w:proofErr w:type="spellEnd"/>
-          </w:p>
-        </w:tc>
-        <w:tc>
-          <w:tcPr>
-            <w:tcW w:w="2268" w:type="dxa"/>
+            <w:r>
+              <w:rPr>
+                <w:rFonts w:ascii="Basic" w:eastAsia="Basic" w:hAnsi="Basic" w:cs="Basic"/>
+                <w:sz w:val="24"/>
+                <w:szCs w:val="24"/>
+                <w:lang w:val="en-US"/>
+              </w:rPr>
+              <w:t>_status}</w:t>
+            </w:r>
+          </w:p>
+        </w:tc>
+        <w:tc>
+          <w:tcPr>
+            <w:tcW w:w="1984" w:type="dxa"/>
             <w:vAlign w:val="center"/>
           </w:tcPr>
           <w:p>
@@ -1309,7 +1146,6 @@
               </w:rPr>
               <w:t>{</w:t>
             </w:r>
-            <w:proofErr w:type="spellStart"/>
             <w:r>
               <w:rPr>
                 <w:rFonts w:ascii="Basic" w:eastAsia="Basic" w:hAnsi="Basic" w:cs="Basic"/>
@@ -1326,65 +1162,6 @@
                 <w:szCs w:val="24"/>
                 <w:lang w:val="en-US"/>
               </w:rPr>
-              <w:t>_status</w:t>
-            </w:r>
-            <w:proofErr w:type="spellEnd"/>
-            <w:r>
-              <w:rPr>
-                <w:rFonts w:ascii="Basic" w:eastAsia="Basic" w:hAnsi="Basic" w:cs="Basic"/>
-                <w:sz w:val="24"/>
-                <w:szCs w:val="24"/>
-                <w:lang w:val="en-US"/>
-              </w:rPr>
-              <w:t>}</w:t>
-            </w:r>
-          </w:p>
-        </w:tc>
-        <w:tc>
-          <w:tcPr>
-            <w:tcW w:w="1984" w:type="dxa"/>
-            <w:vAlign w:val="center"/>
-          </w:tcPr>
-          <w:p>
-            <w:pPr>
-              <w:tabs>
-                <w:tab w:val="left" w:pos="6237"/>
-              </w:tabs>
-              <w:spacing w:after="120"/>
-              <w:jc w:val="center"/>
-              <w:rPr>
-                <w:rFonts w:ascii="Basic" w:eastAsia="Basic" w:hAnsi="Basic" w:cs="Basic"/>
-                <w:sz w:val="24"/>
-                <w:szCs w:val="24"/>
-                <w:lang w:val="en-US"/>
-              </w:rPr>
-            </w:pPr>
-            <w:r>
-              <w:rPr>
-                <w:rFonts w:ascii="Basic" w:eastAsia="Basic" w:hAnsi="Basic" w:cs="Basic"/>
-                <w:sz w:val="24"/>
-                <w:szCs w:val="24"/>
-                <w:lang w:val="en-US"/>
-              </w:rPr>
-              <w:t>{</w:t>
-            </w:r>
-            <w:proofErr w:type="spellStart"/>
-            <w:r>
-              <w:rPr>
-                <w:rFonts w:ascii="Basic" w:eastAsia="Basic" w:hAnsi="Basic" w:cs="Basic"/>
-                <w:sz w:val="24"/>
-                <w:szCs w:val="24"/>
-                <w:lang w:val="en-US"/>
-              </w:rPr>
-              <w:t>partikulat</w:t>
-            </w:r>
-            <w:r>
-              <w:rPr>
-                <w:rFonts w:ascii="Basic" w:eastAsia="Basic" w:hAnsi="Basic" w:cs="Basic"/>
-                <w:sz w:val="24"/>
-                <w:szCs w:val="24"/>
-                <w:lang w:val="en-US"/>
-              </w:rPr>
               <w:t>_</w:t>
             </w:r>
             <w:r>
@@ -1396,7 +1173,6 @@
               </w:rPr>
               <w:t>keterangan</w:t>
             </w:r>
-            <w:proofErr w:type="spellEnd"/>
             <w:r>
               <w:rPr>
                 <w:rFonts w:ascii="Basic" w:eastAsia="Basic" w:hAnsi="Basic" w:cs="Basic"/>
@@ -1460,27 +1236,45 @@
                 <w:lang w:val="en-US"/>
               </w:rPr>
             </w:pPr>
-            <w:proofErr w:type="spellStart"/>
-            <w:r>
-              <w:rPr>
-                <w:rFonts w:ascii="Basic" w:eastAsia="Basic" w:hAnsi="Basic" w:cs="Basic"/>
-                <w:sz w:val="24"/>
-                <w:szCs w:val="24"/>
-                <w:lang w:val="en-US"/>
-              </w:rPr>
-              <w:t>Pengecekan</w:t>
-            </w:r>
-            <w:proofErr w:type="spellEnd"/>
-            <w:r>
-              <w:rPr>
-                <w:rFonts w:ascii="Basic" w:eastAsia="Basic" w:hAnsi="Basic" w:cs="Basic"/>
-                <w:sz w:val="24"/>
-                <w:szCs w:val="24"/>
-                <w:lang w:val="en-US"/>
-              </w:rPr>
-              <w:t xml:space="preserve"> sensor </w:t>
-            </w:r>
-            <w:proofErr w:type="spellStart"/>
+            <w:r>
+              <w:rPr>
+                <w:rFonts w:ascii="Basic" w:eastAsia="Basic" w:hAnsi="Basic" w:cs="Basic"/>
+                <w:sz w:val="24"/>
+                <w:szCs w:val="24"/>
+                <w:lang w:val="en-US"/>
+              </w:rPr>
+              <w:t>Pengecekan sensor meteorologi</w:t>
+            </w:r>
+          </w:p>
+        </w:tc>
+        <w:tc>
+          <w:tcPr>
+            <w:tcW w:w="2268" w:type="dxa"/>
+            <w:vAlign w:val="center"/>
+          </w:tcPr>
+          <w:p>
+            <w:pPr>
+              <w:tabs>
+                <w:tab w:val="left" w:pos="6237"/>
+              </w:tabs>
+              <w:spacing w:after="120"/>
+              <w:jc w:val="center"/>
+              <w:rPr>
+                <w:rFonts w:ascii="Basic" w:eastAsia="Basic" w:hAnsi="Basic" w:cs="Basic"/>
+                <w:sz w:val="24"/>
+                <w:szCs w:val="24"/>
+                <w:lang w:val="en-US"/>
+              </w:rPr>
+            </w:pPr>
+            <w:r>
+              <w:rPr>
+                <w:rFonts w:ascii="Basic" w:eastAsia="Basic" w:hAnsi="Basic" w:cs="Basic"/>
+                <w:sz w:val="24"/>
+                <w:szCs w:val="24"/>
+                <w:lang w:val="en-US"/>
+              </w:rPr>
+              <w:t>{</w:t>
+            </w:r>
             <w:r>
               <w:rPr>
                 <w:rFonts w:ascii="Basic" w:eastAsia="Basic" w:hAnsi="Basic" w:cs="Basic"/>
@@ -1490,12 +1284,20 @@
               </w:rPr>
               <w:t>meteorologi</w:t>
             </w:r>
-            <w:proofErr w:type="spellEnd"/>
-          </w:p>
-        </w:tc>
-        <w:tc>
-          <w:tcPr>
-            <w:tcW w:w="2268" w:type="dxa"/>
+            <w:r>
+              <w:rPr>
+                <w:rFonts w:ascii="Basic" w:eastAsia="Basic" w:hAnsi="Basic" w:cs="Basic"/>
+                <w:sz w:val="24"/>
+                <w:szCs w:val="24"/>
+                <w:lang w:val="en-US"/>
+              </w:rPr>
+              <w:t>_status}</w:t>
+            </w:r>
+          </w:p>
+        </w:tc>
+        <w:tc>
+          <w:tcPr>
+            <w:tcW w:w="1984" w:type="dxa"/>
             <w:vAlign w:val="center"/>
           </w:tcPr>
           <w:p>
@@ -1521,7 +1323,6 @@
               </w:rPr>
               <w:t>{</w:t>
             </w:r>
-            <w:proofErr w:type="spellStart"/>
             <w:r>
               <w:rPr>
                 <w:rFonts w:ascii="Basic" w:eastAsia="Basic" w:hAnsi="Basic" w:cs="Basic"/>
@@ -1538,65 +1339,6 @@
                 <w:szCs w:val="24"/>
                 <w:lang w:val="en-US"/>
               </w:rPr>
-              <w:t>_status</w:t>
-            </w:r>
-            <w:proofErr w:type="spellEnd"/>
-            <w:r>
-              <w:rPr>
-                <w:rFonts w:ascii="Basic" w:eastAsia="Basic" w:hAnsi="Basic" w:cs="Basic"/>
-                <w:sz w:val="24"/>
-                <w:szCs w:val="24"/>
-                <w:lang w:val="en-US"/>
-              </w:rPr>
-              <w:t>}</w:t>
-            </w:r>
-          </w:p>
-        </w:tc>
-        <w:tc>
-          <w:tcPr>
-            <w:tcW w:w="1984" w:type="dxa"/>
-            <w:vAlign w:val="center"/>
-          </w:tcPr>
-          <w:p>
-            <w:pPr>
-              <w:tabs>
-                <w:tab w:val="left" w:pos="6237"/>
-              </w:tabs>
-              <w:spacing w:after="120"/>
-              <w:jc w:val="center"/>
-              <w:rPr>
-                <w:rFonts w:ascii="Basic" w:eastAsia="Basic" w:hAnsi="Basic" w:cs="Basic"/>
-                <w:sz w:val="24"/>
-                <w:szCs w:val="24"/>
-                <w:lang w:val="en-US"/>
-              </w:rPr>
-            </w:pPr>
-            <w:r>
-              <w:rPr>
-                <w:rFonts w:ascii="Basic" w:eastAsia="Basic" w:hAnsi="Basic" w:cs="Basic"/>
-                <w:sz w:val="24"/>
-                <w:szCs w:val="24"/>
-                <w:lang w:val="en-US"/>
-              </w:rPr>
-              <w:t>{</w:t>
-            </w:r>
-            <w:proofErr w:type="spellStart"/>
-            <w:r>
-              <w:rPr>
-                <w:rFonts w:ascii="Basic" w:eastAsia="Basic" w:hAnsi="Basic" w:cs="Basic"/>
-                <w:sz w:val="24"/>
-                <w:szCs w:val="24"/>
-                <w:lang w:val="en-US"/>
-              </w:rPr>
-              <w:t>meteorologi</w:t>
-            </w:r>
-            <w:r>
-              <w:rPr>
-                <w:rFonts w:ascii="Basic" w:eastAsia="Basic" w:hAnsi="Basic" w:cs="Basic"/>
-                <w:sz w:val="24"/>
-                <w:szCs w:val="24"/>
-                <w:lang w:val="en-US"/>
-              </w:rPr>
               <w:t>_</w:t>
             </w:r>
             <w:r>
@@ -1608,7 +1350,6 @@
               </w:rPr>
               <w:t>keterangan</w:t>
             </w:r>
-            <w:proofErr w:type="spellEnd"/>
             <w:r>
               <w:rPr>
                 <w:rFonts w:ascii="Basic" w:eastAsia="Basic" w:hAnsi="Basic" w:cs="Basic"/>
@@ -1672,85 +1413,14 @@
                 <w:lang w:val="en-US"/>
               </w:rPr>
             </w:pPr>
-            <w:proofErr w:type="spellStart"/>
-            <w:r>
-              <w:rPr>
-                <w:rFonts w:ascii="Basic" w:eastAsia="Basic" w:hAnsi="Basic" w:cs="Basic"/>
-                <w:sz w:val="24"/>
-                <w:szCs w:val="24"/>
-                <w:lang w:val="en-US"/>
-              </w:rPr>
-              <w:t>Pengecekan</w:t>
-            </w:r>
-            <w:proofErr w:type="spellEnd"/>
-            <w:r>
-              <w:rPr>
-                <w:rFonts w:ascii="Basic" w:eastAsia="Basic" w:hAnsi="Basic" w:cs="Basic"/>
-                <w:sz w:val="24"/>
-                <w:szCs w:val="24"/>
-                <w:lang w:val="en-US"/>
-              </w:rPr>
-              <w:t xml:space="preserve"> </w:t>
-            </w:r>
-            <w:proofErr w:type="spellStart"/>
-            <w:r>
-              <w:rPr>
-                <w:rFonts w:ascii="Basic" w:eastAsia="Basic" w:hAnsi="Basic" w:cs="Basic"/>
-                <w:sz w:val="24"/>
-                <w:szCs w:val="24"/>
-                <w:lang w:val="en-US"/>
-              </w:rPr>
-              <w:t>kondisi</w:t>
-            </w:r>
-            <w:proofErr w:type="spellEnd"/>
-            <w:r>
-              <w:rPr>
-                <w:rFonts w:ascii="Basic" w:eastAsia="Basic" w:hAnsi="Basic" w:cs="Basic"/>
-                <w:sz w:val="24"/>
-                <w:szCs w:val="24"/>
-                <w:lang w:val="en-US"/>
-              </w:rPr>
-              <w:t xml:space="preserve"> </w:t>
-            </w:r>
-            <w:proofErr w:type="spellStart"/>
-            <w:r>
-              <w:rPr>
-                <w:rFonts w:ascii="Basic" w:eastAsia="Basic" w:hAnsi="Basic" w:cs="Basic"/>
-                <w:sz w:val="24"/>
-                <w:szCs w:val="24"/>
-                <w:lang w:val="en-US"/>
-              </w:rPr>
-              <w:t>kabel</w:t>
-            </w:r>
-            <w:proofErr w:type="spellEnd"/>
-            <w:r>
-              <w:rPr>
-                <w:rFonts w:ascii="Basic" w:eastAsia="Basic" w:hAnsi="Basic" w:cs="Basic"/>
-                <w:sz w:val="24"/>
-                <w:szCs w:val="24"/>
-                <w:lang w:val="en-US"/>
-              </w:rPr>
-              <w:t xml:space="preserve"> dan </w:t>
-            </w:r>
-            <w:proofErr w:type="spellStart"/>
-            <w:r>
-              <w:rPr>
-                <w:rFonts w:ascii="Basic" w:eastAsia="Basic" w:hAnsi="Basic" w:cs="Basic"/>
-                <w:sz w:val="24"/>
-                <w:szCs w:val="24"/>
-                <w:lang w:val="en-US"/>
-              </w:rPr>
-              <w:t>koneksi</w:t>
-            </w:r>
-            <w:proofErr w:type="spellEnd"/>
-            <w:r>
-              <w:rPr>
-                <w:rFonts w:ascii="Basic" w:eastAsia="Basic" w:hAnsi="Basic" w:cs="Basic"/>
-                <w:sz w:val="24"/>
-                <w:szCs w:val="24"/>
-                <w:lang w:val="en-US"/>
-              </w:rPr>
-              <w:t xml:space="preserve"> (power &amp; data)</w:t>
+            <w:r>
+              <w:rPr>
+                <w:rFonts w:ascii="Basic" w:eastAsia="Basic" w:hAnsi="Basic" w:cs="Basic"/>
+                <w:sz w:val="24"/>
+                <w:szCs w:val="24"/>
+                <w:lang w:val="en-US"/>
+              </w:rPr>
+              <w:t>Pengecekan kondisi kabel dan koneksi (power &amp; data)</w:t>
             </w:r>
           </w:p>
         </w:tc>
@@ -1782,7 +1452,6 @@
               </w:rPr>
               <w:t>{</w:t>
             </w:r>
-            <w:proofErr w:type="spellStart"/>
             <w:r>
               <w:rPr>
                 <w:rFonts w:ascii="Basic" w:eastAsia="Basic" w:hAnsi="Basic" w:cs="Basic"/>
@@ -1799,17 +1468,7 @@
                 <w:szCs w:val="24"/>
                 <w:lang w:val="en-US"/>
               </w:rPr>
-              <w:t>_status</w:t>
-            </w:r>
-            <w:proofErr w:type="spellEnd"/>
-            <w:r>
-              <w:rPr>
-                <w:rFonts w:ascii="Basic" w:eastAsia="Basic" w:hAnsi="Basic" w:cs="Basic"/>
-                <w:sz w:val="24"/>
-                <w:szCs w:val="24"/>
-                <w:lang w:val="en-US"/>
-              </w:rPr>
-              <w:t>}</w:t>
+              <w:t>_status}</w:t>
             </w:r>
           </w:p>
         </w:tc>
@@ -1841,7 +1500,6 @@
               </w:rPr>
               <w:t>{</w:t>
             </w:r>
-            <w:proofErr w:type="spellStart"/>
             <w:r>
               <w:rPr>
                 <w:rFonts w:ascii="Basic" w:eastAsia="Basic" w:hAnsi="Basic" w:cs="Basic"/>
@@ -1869,7 +1527,6 @@
               </w:rPr>
               <w:t>keterangan</w:t>
             </w:r>
-            <w:proofErr w:type="spellEnd"/>
             <w:r>
               <w:rPr>
                 <w:rFonts w:ascii="Basic" w:eastAsia="Basic" w:hAnsi="Basic" w:cs="Basic"/>
@@ -1933,7 +1590,6 @@
                 <w:lang w:val="en-US"/>
               </w:rPr>
             </w:pPr>
-            <w:proofErr w:type="spellStart"/>
             <w:r>
               <w:rPr>
                 <w:rFonts w:ascii="Basic" w:eastAsia="Basic" w:hAnsi="Basic" w:cs="Basic"/>
@@ -1952,7 +1608,6 @@
               </w:rPr>
               <w:t>catatan</w:t>
             </w:r>
-            <w:proofErr w:type="spellEnd"/>
             <w:r>
               <w:rPr>
                 <w:rFonts w:ascii="Basic" w:eastAsia="Basic" w:hAnsi="Basic" w:cs="Basic"/>
@@ -1992,7 +1647,6 @@
               </w:rPr>
               <w:t>{</w:t>
             </w:r>
-            <w:proofErr w:type="spellStart"/>
             <w:r>
               <w:rPr>
                 <w:rFonts w:ascii="Basic" w:eastAsia="Basic" w:hAnsi="Basic" w:cs="Basic"/>
@@ -2009,17 +1663,7 @@
                 <w:szCs w:val="24"/>
                 <w:lang w:val="en-US"/>
               </w:rPr>
-              <w:t>_status</w:t>
-            </w:r>
-            <w:proofErr w:type="spellEnd"/>
-            <w:r>
-              <w:rPr>
-                <w:rFonts w:ascii="Basic" w:eastAsia="Basic" w:hAnsi="Basic" w:cs="Basic"/>
-                <w:sz w:val="24"/>
-                <w:szCs w:val="24"/>
-                <w:lang w:val="en-US"/>
-              </w:rPr>
-              <w:t>}</w:t>
+              <w:t>_status}</w:t>
             </w:r>
           </w:p>
         </w:tc>
@@ -2051,7 +1695,6 @@
               </w:rPr>
               <w:t>{</w:t>
             </w:r>
-            <w:proofErr w:type="spellStart"/>
             <w:r>
               <w:rPr>
                 <w:rFonts w:ascii="Basic" w:eastAsia="Basic" w:hAnsi="Basic" w:cs="Basic"/>
@@ -2079,7 +1722,6 @@
               </w:rPr>
               <w:t>keterangan</w:t>
             </w:r>
-            <w:proofErr w:type="spellEnd"/>
             <w:r>
               <w:rPr>
                 <w:rFonts w:ascii="Basic" w:eastAsia="Basic" w:hAnsi="Basic" w:cs="Basic"/>
@@ -2143,105 +1785,14 @@
                 <w:lang w:val="en-US"/>
               </w:rPr>
             </w:pPr>
-            <w:proofErr w:type="spellStart"/>
-            <w:r>
-              <w:rPr>
-                <w:rFonts w:ascii="Basic" w:eastAsia="Basic" w:hAnsi="Basic" w:cs="Basic"/>
-                <w:sz w:val="24"/>
-                <w:szCs w:val="24"/>
-                <w:lang w:val="en-US"/>
-              </w:rPr>
-              <w:t>Pengecekan</w:t>
-            </w:r>
-            <w:proofErr w:type="spellEnd"/>
-            <w:r>
-              <w:rPr>
-                <w:rFonts w:ascii="Basic" w:eastAsia="Basic" w:hAnsi="Basic" w:cs="Basic"/>
-                <w:sz w:val="24"/>
-                <w:szCs w:val="24"/>
-                <w:lang w:val="en-US"/>
-              </w:rPr>
-              <w:t xml:space="preserve"> </w:t>
-            </w:r>
-            <w:proofErr w:type="spellStart"/>
-            <w:r>
-              <w:rPr>
-                <w:rFonts w:ascii="Basic" w:eastAsia="Basic" w:hAnsi="Basic" w:cs="Basic"/>
-                <w:sz w:val="24"/>
-                <w:szCs w:val="24"/>
-                <w:lang w:val="en-US"/>
-              </w:rPr>
-              <w:t>catu</w:t>
-            </w:r>
-            <w:proofErr w:type="spellEnd"/>
-            <w:r>
-              <w:rPr>
-                <w:rFonts w:ascii="Basic" w:eastAsia="Basic" w:hAnsi="Basic" w:cs="Basic"/>
-                <w:sz w:val="24"/>
-                <w:szCs w:val="24"/>
-                <w:lang w:val="en-US"/>
-              </w:rPr>
-              <w:t xml:space="preserve"> </w:t>
-            </w:r>
-            <w:proofErr w:type="spellStart"/>
-            <w:r>
-              <w:rPr>
-                <w:rFonts w:ascii="Basic" w:eastAsia="Basic" w:hAnsi="Basic" w:cs="Basic"/>
-                <w:sz w:val="24"/>
-                <w:szCs w:val="24"/>
-                <w:lang w:val="en-US"/>
-              </w:rPr>
-              <w:t>daya</w:t>
-            </w:r>
-            <w:proofErr w:type="spellEnd"/>
-            <w:r>
-              <w:rPr>
-                <w:rFonts w:ascii="Basic" w:eastAsia="Basic" w:hAnsi="Basic" w:cs="Basic"/>
-                <w:sz w:val="24"/>
-                <w:szCs w:val="24"/>
-                <w:lang w:val="en-US"/>
-              </w:rPr>
-              <w:t xml:space="preserve"> dan </w:t>
-            </w:r>
-            <w:proofErr w:type="spellStart"/>
-            <w:r>
-              <w:rPr>
-                <w:rFonts w:ascii="Basic" w:eastAsia="Basic" w:hAnsi="Basic" w:cs="Basic"/>
-                <w:sz w:val="24"/>
-                <w:szCs w:val="24"/>
-                <w:lang w:val="en-US"/>
-              </w:rPr>
-              <w:t>sistem</w:t>
-            </w:r>
-            <w:proofErr w:type="spellEnd"/>
-            <w:r>
-              <w:rPr>
-                <w:rFonts w:ascii="Basic" w:eastAsia="Basic" w:hAnsi="Basic" w:cs="Basic"/>
-                <w:sz w:val="24"/>
-                <w:szCs w:val="24"/>
-                <w:lang w:val="en-US"/>
-              </w:rPr>
-              <w:t xml:space="preserve"> back-up (UPS/</w:t>
-            </w:r>
-            <w:proofErr w:type="spellStart"/>
-            <w:r>
-              <w:rPr>
-                <w:rFonts w:ascii="Basic" w:eastAsia="Basic" w:hAnsi="Basic" w:cs="Basic"/>
-                <w:sz w:val="24"/>
-                <w:szCs w:val="24"/>
-                <w:lang w:val="en-US"/>
-              </w:rPr>
-              <w:t>baterai</w:t>
-            </w:r>
-            <w:proofErr w:type="spellEnd"/>
-            <w:r>
-              <w:rPr>
-                <w:rFonts w:ascii="Basic" w:eastAsia="Basic" w:hAnsi="Basic" w:cs="Basic"/>
-                <w:sz w:val="24"/>
-                <w:szCs w:val="24"/>
-                <w:lang w:val="en-US"/>
-              </w:rPr>
-              <w:t>)</w:t>
+            <w:r>
+              <w:rPr>
+                <w:rFonts w:ascii="Basic" w:eastAsia="Basic" w:hAnsi="Basic" w:cs="Basic"/>
+                <w:sz w:val="24"/>
+                <w:szCs w:val="24"/>
+                <w:lang w:val="en-US"/>
+              </w:rPr>
+              <w:t>Pengecekan catu daya dan sistem back-up (UPS/baterai)</w:t>
             </w:r>
           </w:p>
         </w:tc>
@@ -2273,7 +1824,6 @@
               </w:rPr>
               <w:t>{</w:t>
             </w:r>
-            <w:proofErr w:type="spellStart"/>
             <w:r>
               <w:rPr>
                 <w:rFonts w:ascii="Basic" w:eastAsia="Basic" w:hAnsi="Basic" w:cs="Basic"/>
@@ -2290,17 +1840,7 @@
                 <w:szCs w:val="24"/>
                 <w:lang w:val="en-US"/>
               </w:rPr>
-              <w:t>_status</w:t>
-            </w:r>
-            <w:proofErr w:type="spellEnd"/>
-            <w:r>
-              <w:rPr>
-                <w:rFonts w:ascii="Basic" w:eastAsia="Basic" w:hAnsi="Basic" w:cs="Basic"/>
-                <w:sz w:val="24"/>
-                <w:szCs w:val="24"/>
-                <w:lang w:val="en-US"/>
-              </w:rPr>
-              <w:t>}</w:t>
+              <w:t>_status}</w:t>
             </w:r>
           </w:p>
         </w:tc>
@@ -2332,7 +1872,6 @@
               </w:rPr>
               <w:t>{</w:t>
             </w:r>
-            <w:proofErr w:type="spellStart"/>
             <w:r>
               <w:rPr>
                 <w:rFonts w:ascii="Basic" w:eastAsia="Basic" w:hAnsi="Basic" w:cs="Basic"/>
@@ -2360,7 +1899,6 @@
               </w:rPr>
               <w:t>keterangan</w:t>
             </w:r>
-            <w:proofErr w:type="spellEnd"/>
             <w:r>
               <w:rPr>
                 <w:rFonts w:ascii="Basic" w:eastAsia="Basic" w:hAnsi="Basic" w:cs="Basic"/>
@@ -2424,47 +1962,45 @@
                 <w:lang w:val="en-US"/>
               </w:rPr>
             </w:pPr>
-            <w:proofErr w:type="spellStart"/>
-            <w:r>
-              <w:rPr>
-                <w:rFonts w:ascii="Basic" w:eastAsia="Basic" w:hAnsi="Basic" w:cs="Basic"/>
-                <w:sz w:val="24"/>
-                <w:szCs w:val="24"/>
-                <w:lang w:val="en-US"/>
-              </w:rPr>
-              <w:t>Pengecekan</w:t>
-            </w:r>
-            <w:proofErr w:type="spellEnd"/>
-            <w:r>
-              <w:rPr>
-                <w:rFonts w:ascii="Basic" w:eastAsia="Basic" w:hAnsi="Basic" w:cs="Basic"/>
-                <w:sz w:val="24"/>
-                <w:szCs w:val="24"/>
-                <w:lang w:val="en-US"/>
-              </w:rPr>
-              <w:t xml:space="preserve"> </w:t>
-            </w:r>
-            <w:proofErr w:type="spellStart"/>
-            <w:r>
-              <w:rPr>
-                <w:rFonts w:ascii="Basic" w:eastAsia="Basic" w:hAnsi="Basic" w:cs="Basic"/>
-                <w:sz w:val="24"/>
-                <w:szCs w:val="24"/>
-                <w:lang w:val="en-US"/>
-              </w:rPr>
-              <w:t>fungsi</w:t>
-            </w:r>
-            <w:proofErr w:type="spellEnd"/>
-            <w:r>
-              <w:rPr>
-                <w:rFonts w:ascii="Basic" w:eastAsia="Basic" w:hAnsi="Basic" w:cs="Basic"/>
-                <w:sz w:val="24"/>
-                <w:szCs w:val="24"/>
-                <w:lang w:val="en-US"/>
-              </w:rPr>
-              <w:t xml:space="preserve"> </w:t>
-            </w:r>
-            <w:proofErr w:type="spellStart"/>
+            <w:r>
+              <w:rPr>
+                <w:rFonts w:ascii="Basic" w:eastAsia="Basic" w:hAnsi="Basic" w:cs="Basic"/>
+                <w:sz w:val="24"/>
+                <w:szCs w:val="24"/>
+                <w:lang w:val="en-US"/>
+              </w:rPr>
+              <w:t>Pengecekan fungsi komunikasi data (modem/ethernet)</w:t>
+            </w:r>
+          </w:p>
+        </w:tc>
+        <w:tc>
+          <w:tcPr>
+            <w:tcW w:w="2268" w:type="dxa"/>
+            <w:vAlign w:val="center"/>
+          </w:tcPr>
+          <w:p>
+            <w:pPr>
+              <w:tabs>
+                <w:tab w:val="left" w:pos="6237"/>
+              </w:tabs>
+              <w:spacing w:after="120"/>
+              <w:jc w:val="center"/>
+              <w:rPr>
+                <w:rFonts w:ascii="Basic" w:eastAsia="Basic" w:hAnsi="Basic" w:cs="Basic"/>
+                <w:sz w:val="24"/>
+                <w:szCs w:val="24"/>
+                <w:lang w:val="en-US"/>
+              </w:rPr>
+            </w:pPr>
+            <w:r>
+              <w:rPr>
+                <w:rFonts w:ascii="Basic" w:eastAsia="Basic" w:hAnsi="Basic" w:cs="Basic"/>
+                <w:sz w:val="24"/>
+                <w:szCs w:val="24"/>
+                <w:lang w:val="en-US"/>
+              </w:rPr>
+              <w:t>{</w:t>
+            </w:r>
             <w:r>
               <w:rPr>
                 <w:rFonts w:ascii="Basic" w:eastAsia="Basic" w:hAnsi="Basic" w:cs="Basic"/>
@@ -2474,21 +2010,20 @@
               </w:rPr>
               <w:t>komunikasi</w:t>
             </w:r>
-            <w:proofErr w:type="spellEnd"/>
-            <w:r>
-              <w:rPr>
-                <w:rFonts w:ascii="Basic" w:eastAsia="Basic" w:hAnsi="Basic" w:cs="Basic"/>
-                <w:sz w:val="24"/>
-                <w:szCs w:val="24"/>
-                <w:lang w:val="en-US"/>
-              </w:rPr>
-              <w:t xml:space="preserve"> data (modem/ethernet)</w:t>
-            </w:r>
-          </w:p>
-        </w:tc>
-        <w:tc>
-          <w:tcPr>
-            <w:tcW w:w="2268" w:type="dxa"/>
+            <w:r>
+              <w:rPr>
+                <w:rFonts w:ascii="Basic" w:eastAsia="Basic" w:hAnsi="Basic" w:cs="Basic"/>
+                <w:sz w:val="24"/>
+                <w:szCs w:val="24"/>
+                <w:lang w:val="en-US"/>
+              </w:rPr>
+              <w:t>_status}</w:t>
+            </w:r>
+          </w:p>
+        </w:tc>
+        <w:tc>
+          <w:tcPr>
+            <w:tcW w:w="1984" w:type="dxa"/>
             <w:vAlign w:val="center"/>
           </w:tcPr>
           <w:p>
@@ -2514,7 +2049,6 @@
               </w:rPr>
               <w:t>{</w:t>
             </w:r>
-            <w:proofErr w:type="spellStart"/>
             <w:r>
               <w:rPr>
                 <w:rFonts w:ascii="Basic" w:eastAsia="Basic" w:hAnsi="Basic" w:cs="Basic"/>
@@ -2531,65 +2065,6 @@
                 <w:szCs w:val="24"/>
                 <w:lang w:val="en-US"/>
               </w:rPr>
-              <w:t>_status</w:t>
-            </w:r>
-            <w:proofErr w:type="spellEnd"/>
-            <w:r>
-              <w:rPr>
-                <w:rFonts w:ascii="Basic" w:eastAsia="Basic" w:hAnsi="Basic" w:cs="Basic"/>
-                <w:sz w:val="24"/>
-                <w:szCs w:val="24"/>
-                <w:lang w:val="en-US"/>
-              </w:rPr>
-              <w:t>}</w:t>
-            </w:r>
-          </w:p>
-        </w:tc>
-        <w:tc>
-          <w:tcPr>
-            <w:tcW w:w="1984" w:type="dxa"/>
-            <w:vAlign w:val="center"/>
-          </w:tcPr>
-          <w:p>
-            <w:pPr>
-              <w:tabs>
-                <w:tab w:val="left" w:pos="6237"/>
-              </w:tabs>
-              <w:spacing w:after="120"/>
-              <w:jc w:val="center"/>
-              <w:rPr>
-                <w:rFonts w:ascii="Basic" w:eastAsia="Basic" w:hAnsi="Basic" w:cs="Basic"/>
-                <w:sz w:val="24"/>
-                <w:szCs w:val="24"/>
-                <w:lang w:val="en-US"/>
-              </w:rPr>
-            </w:pPr>
-            <w:r>
-              <w:rPr>
-                <w:rFonts w:ascii="Basic" w:eastAsia="Basic" w:hAnsi="Basic" w:cs="Basic"/>
-                <w:sz w:val="24"/>
-                <w:szCs w:val="24"/>
-                <w:lang w:val="en-US"/>
-              </w:rPr>
-              <w:t>{</w:t>
-            </w:r>
-            <w:proofErr w:type="spellStart"/>
-            <w:r>
-              <w:rPr>
-                <w:rFonts w:ascii="Basic" w:eastAsia="Basic" w:hAnsi="Basic" w:cs="Basic"/>
-                <w:sz w:val="24"/>
-                <w:szCs w:val="24"/>
-                <w:lang w:val="en-US"/>
-              </w:rPr>
-              <w:t>komunikasi</w:t>
-            </w:r>
-            <w:r>
-              <w:rPr>
-                <w:rFonts w:ascii="Basic" w:eastAsia="Basic" w:hAnsi="Basic" w:cs="Basic"/>
-                <w:sz w:val="24"/>
-                <w:szCs w:val="24"/>
-                <w:lang w:val="en-US"/>
-              </w:rPr>
               <w:t>_</w:t>
             </w:r>
             <w:r>
@@ -2601,7 +2076,6 @@
               </w:rPr>
               <w:t>keterangan</w:t>
             </w:r>
-            <w:proofErr w:type="spellEnd"/>
             <w:r>
               <w:rPr>
                 <w:rFonts w:ascii="Basic" w:eastAsia="Basic" w:hAnsi="Basic" w:cs="Basic"/>
@@ -2665,27 +2139,45 @@
                 <w:lang w:val="en-US"/>
               </w:rPr>
             </w:pPr>
-            <w:proofErr w:type="spellStart"/>
-            <w:r>
-              <w:rPr>
-                <w:rFonts w:ascii="Basic" w:eastAsia="Basic" w:hAnsi="Basic" w:cs="Basic"/>
-                <w:sz w:val="24"/>
-                <w:szCs w:val="24"/>
-                <w:lang w:val="en-US"/>
-              </w:rPr>
-              <w:t>Penggantian</w:t>
-            </w:r>
-            <w:proofErr w:type="spellEnd"/>
-            <w:r>
-              <w:rPr>
-                <w:rFonts w:ascii="Basic" w:eastAsia="Basic" w:hAnsi="Basic" w:cs="Basic"/>
-                <w:sz w:val="24"/>
-                <w:szCs w:val="24"/>
-                <w:lang w:val="en-US"/>
-              </w:rPr>
-              <w:t xml:space="preserve"> </w:t>
-            </w:r>
-            <w:proofErr w:type="spellStart"/>
+            <w:r>
+              <w:rPr>
+                <w:rFonts w:ascii="Basic" w:eastAsia="Basic" w:hAnsi="Basic" w:cs="Basic"/>
+                <w:sz w:val="24"/>
+                <w:szCs w:val="24"/>
+                <w:lang w:val="en-US"/>
+              </w:rPr>
+              <w:t>Penggantian silika gel</w:t>
+            </w:r>
+          </w:p>
+        </w:tc>
+        <w:tc>
+          <w:tcPr>
+            <w:tcW w:w="2268" w:type="dxa"/>
+            <w:vAlign w:val="center"/>
+          </w:tcPr>
+          <w:p>
+            <w:pPr>
+              <w:tabs>
+                <w:tab w:val="left" w:pos="6237"/>
+              </w:tabs>
+              <w:spacing w:after="120"/>
+              <w:jc w:val="center"/>
+              <w:rPr>
+                <w:rFonts w:ascii="Basic" w:eastAsia="Basic" w:hAnsi="Basic" w:cs="Basic"/>
+                <w:sz w:val="24"/>
+                <w:szCs w:val="24"/>
+                <w:lang w:val="en-US"/>
+              </w:rPr>
+            </w:pPr>
+            <w:r>
+              <w:rPr>
+                <w:rFonts w:ascii="Basic" w:eastAsia="Basic" w:hAnsi="Basic" w:cs="Basic"/>
+                <w:sz w:val="24"/>
+                <w:szCs w:val="24"/>
+                <w:lang w:val="en-US"/>
+              </w:rPr>
+              <w:t>{</w:t>
+            </w:r>
             <w:r>
               <w:rPr>
                 <w:rFonts w:ascii="Basic" w:eastAsia="Basic" w:hAnsi="Basic" w:cs="Basic"/>
@@ -2695,21 +2187,20 @@
               </w:rPr>
               <w:t>silika</w:t>
             </w:r>
-            <w:proofErr w:type="spellEnd"/>
-            <w:r>
-              <w:rPr>
-                <w:rFonts w:ascii="Basic" w:eastAsia="Basic" w:hAnsi="Basic" w:cs="Basic"/>
-                <w:sz w:val="24"/>
-                <w:szCs w:val="24"/>
-                <w:lang w:val="en-US"/>
-              </w:rPr>
-              <w:t xml:space="preserve"> gel</w:t>
-            </w:r>
-          </w:p>
-        </w:tc>
-        <w:tc>
-          <w:tcPr>
-            <w:tcW w:w="2268" w:type="dxa"/>
+            <w:r>
+              <w:rPr>
+                <w:rFonts w:ascii="Basic" w:eastAsia="Basic" w:hAnsi="Basic" w:cs="Basic"/>
+                <w:sz w:val="24"/>
+                <w:szCs w:val="24"/>
+                <w:lang w:val="en-US"/>
+              </w:rPr>
+              <w:t>_status}</w:t>
+            </w:r>
+          </w:p>
+        </w:tc>
+        <w:tc>
+          <w:tcPr>
+            <w:tcW w:w="1984" w:type="dxa"/>
             <w:vAlign w:val="center"/>
           </w:tcPr>
           <w:p>
@@ -2735,7 +2226,6 @@
               </w:rPr>
               <w:t>{</w:t>
             </w:r>
-            <w:proofErr w:type="spellStart"/>
             <w:r>
               <w:rPr>
                 <w:rFonts w:ascii="Basic" w:eastAsia="Basic" w:hAnsi="Basic" w:cs="Basic"/>
@@ -2752,65 +2242,6 @@
                 <w:szCs w:val="24"/>
                 <w:lang w:val="en-US"/>
               </w:rPr>
-              <w:t>_status</w:t>
-            </w:r>
-            <w:proofErr w:type="spellEnd"/>
-            <w:r>
-              <w:rPr>
-                <w:rFonts w:ascii="Basic" w:eastAsia="Basic" w:hAnsi="Basic" w:cs="Basic"/>
-                <w:sz w:val="24"/>
-                <w:szCs w:val="24"/>
-                <w:lang w:val="en-US"/>
-              </w:rPr>
-              <w:t>}</w:t>
-            </w:r>
-          </w:p>
-        </w:tc>
-        <w:tc>
-          <w:tcPr>
-            <w:tcW w:w="1984" w:type="dxa"/>
-            <w:vAlign w:val="center"/>
-          </w:tcPr>
-          <w:p>
-            <w:pPr>
-              <w:tabs>
-                <w:tab w:val="left" w:pos="6237"/>
-              </w:tabs>
-              <w:spacing w:after="120"/>
-              <w:jc w:val="center"/>
-              <w:rPr>
-                <w:rFonts w:ascii="Basic" w:eastAsia="Basic" w:hAnsi="Basic" w:cs="Basic"/>
-                <w:sz w:val="24"/>
-                <w:szCs w:val="24"/>
-                <w:lang w:val="en-US"/>
-              </w:rPr>
-            </w:pPr>
-            <w:r>
-              <w:rPr>
-                <w:rFonts w:ascii="Basic" w:eastAsia="Basic" w:hAnsi="Basic" w:cs="Basic"/>
-                <w:sz w:val="24"/>
-                <w:szCs w:val="24"/>
-                <w:lang w:val="en-US"/>
-              </w:rPr>
-              <w:t>{</w:t>
-            </w:r>
-            <w:proofErr w:type="spellStart"/>
-            <w:r>
-              <w:rPr>
-                <w:rFonts w:ascii="Basic" w:eastAsia="Basic" w:hAnsi="Basic" w:cs="Basic"/>
-                <w:sz w:val="24"/>
-                <w:szCs w:val="24"/>
-                <w:lang w:val="en-US"/>
-              </w:rPr>
-              <w:t>silika</w:t>
-            </w:r>
-            <w:r>
-              <w:rPr>
-                <w:rFonts w:ascii="Basic" w:eastAsia="Basic" w:hAnsi="Basic" w:cs="Basic"/>
-                <w:sz w:val="24"/>
-                <w:szCs w:val="24"/>
-                <w:lang w:val="en-US"/>
-              </w:rPr>
               <w:t>_</w:t>
             </w:r>
             <w:r>
@@ -2822,7 +2253,6 @@
               </w:rPr>
               <w:t>keterangan</w:t>
             </w:r>
-            <w:proofErr w:type="spellEnd"/>
             <w:r>
               <w:rPr>
                 <w:rFonts w:ascii="Basic" w:eastAsia="Basic" w:hAnsi="Basic" w:cs="Basic"/>
@@ -2886,25 +2316,14 @@
                 <w:lang w:val="en-US"/>
               </w:rPr>
             </w:pPr>
-            <w:proofErr w:type="spellStart"/>
-            <w:r>
-              <w:rPr>
-                <w:rFonts w:ascii="Basic" w:eastAsia="Basic" w:hAnsi="Basic" w:cs="Basic"/>
-                <w:sz w:val="24"/>
-                <w:szCs w:val="24"/>
-                <w:lang w:val="en-US"/>
-              </w:rPr>
-              <w:t>Pengeccekan</w:t>
-            </w:r>
-            <w:proofErr w:type="spellEnd"/>
-            <w:r>
-              <w:rPr>
-                <w:rFonts w:ascii="Basic" w:eastAsia="Basic" w:hAnsi="Basic" w:cs="Basic"/>
-                <w:sz w:val="24"/>
-                <w:szCs w:val="24"/>
-                <w:lang w:val="en-US"/>
-              </w:rPr>
-              <w:t xml:space="preserve"> display running text</w:t>
+            <w:r>
+              <w:rPr>
+                <w:rFonts w:ascii="Basic" w:eastAsia="Basic" w:hAnsi="Basic" w:cs="Basic"/>
+                <w:sz w:val="24"/>
+                <w:szCs w:val="24"/>
+                <w:lang w:val="en-US"/>
+              </w:rPr>
+              <w:t>Pengeccekan display running text</w:t>
             </w:r>
           </w:p>
         </w:tc>
@@ -2936,7 +2355,6 @@
               </w:rPr>
               <w:t>{</w:t>
             </w:r>
-            <w:proofErr w:type="spellStart"/>
             <w:r>
               <w:rPr>
                 <w:rFonts w:ascii="Basic" w:eastAsia="Basic" w:hAnsi="Basic" w:cs="Basic"/>
@@ -2953,17 +2371,7 @@
                 <w:szCs w:val="24"/>
                 <w:lang w:val="en-US"/>
               </w:rPr>
-              <w:t>_status</w:t>
-            </w:r>
-            <w:proofErr w:type="spellEnd"/>
-            <w:r>
-              <w:rPr>
-                <w:rFonts w:ascii="Basic" w:eastAsia="Basic" w:hAnsi="Basic" w:cs="Basic"/>
-                <w:sz w:val="24"/>
-                <w:szCs w:val="24"/>
-                <w:lang w:val="en-US"/>
-              </w:rPr>
-              <w:t>}</w:t>
+              <w:t>_status}</w:t>
             </w:r>
           </w:p>
         </w:tc>
@@ -2995,7 +2403,6 @@
               </w:rPr>
               <w:t>{</w:t>
             </w:r>
-            <w:proofErr w:type="spellStart"/>
             <w:r>
               <w:rPr>
                 <w:rFonts w:ascii="Basic" w:eastAsia="Basic" w:hAnsi="Basic" w:cs="Basic"/>
@@ -3023,7 +2430,6 @@
               </w:rPr>
               <w:t>keterangan</w:t>
             </w:r>
-            <w:proofErr w:type="spellEnd"/>
             <w:r>
               <w:rPr>
                 <w:rFonts w:ascii="Basic" w:eastAsia="Basic" w:hAnsi="Basic" w:cs="Basic"/>
@@ -3065,7 +2471,6 @@
                 <w:szCs w:val="24"/>
                 <w:lang w:val="en-US"/>
               </w:rPr>
-              <w:lastRenderedPageBreak/>
               <w:t>12</w:t>
             </w:r>
           </w:p>
@@ -3088,27 +2493,45 @@
                 <w:lang w:val="en-US"/>
               </w:rPr>
             </w:pPr>
-            <w:proofErr w:type="spellStart"/>
-            <w:r>
-              <w:rPr>
-                <w:rFonts w:ascii="Basic" w:eastAsia="Basic" w:hAnsi="Basic" w:cs="Basic"/>
-                <w:sz w:val="24"/>
-                <w:szCs w:val="24"/>
-                <w:lang w:val="en-US"/>
-              </w:rPr>
-              <w:t>Pengecekan</w:t>
-            </w:r>
-            <w:proofErr w:type="spellEnd"/>
-            <w:r>
-              <w:rPr>
-                <w:rFonts w:ascii="Basic" w:eastAsia="Basic" w:hAnsi="Basic" w:cs="Basic"/>
-                <w:sz w:val="24"/>
-                <w:szCs w:val="24"/>
-                <w:lang w:val="en-US"/>
-              </w:rPr>
-              <w:t xml:space="preserve"> </w:t>
-            </w:r>
-            <w:proofErr w:type="spellStart"/>
+            <w:r>
+              <w:rPr>
+                <w:rFonts w:ascii="Basic" w:eastAsia="Basic" w:hAnsi="Basic" w:cs="Basic"/>
+                <w:sz w:val="24"/>
+                <w:szCs w:val="24"/>
+                <w:lang w:val="en-US"/>
+              </w:rPr>
+              <w:t>Pengecekan pagar pelindung</w:t>
+            </w:r>
+          </w:p>
+        </w:tc>
+        <w:tc>
+          <w:tcPr>
+            <w:tcW w:w="2268" w:type="dxa"/>
+            <w:vAlign w:val="center"/>
+          </w:tcPr>
+          <w:p>
+            <w:pPr>
+              <w:tabs>
+                <w:tab w:val="left" w:pos="6237"/>
+              </w:tabs>
+              <w:spacing w:after="120"/>
+              <w:jc w:val="center"/>
+              <w:rPr>
+                <w:rFonts w:ascii="Basic" w:eastAsia="Basic" w:hAnsi="Basic" w:cs="Basic"/>
+                <w:sz w:val="24"/>
+                <w:szCs w:val="24"/>
+                <w:lang w:val="en-US"/>
+              </w:rPr>
+            </w:pPr>
+            <w:r>
+              <w:rPr>
+                <w:rFonts w:ascii="Basic" w:eastAsia="Basic" w:hAnsi="Basic" w:cs="Basic"/>
+                <w:sz w:val="24"/>
+                <w:szCs w:val="24"/>
+                <w:lang w:val="en-US"/>
+              </w:rPr>
+              <w:t>{</w:t>
+            </w:r>
             <w:r>
               <w:rPr>
                 <w:rFonts w:ascii="Basic" w:eastAsia="Basic" w:hAnsi="Basic" w:cs="Basic"/>
@@ -3118,32 +2541,20 @@
               </w:rPr>
               <w:t>pagar</w:t>
             </w:r>
-            <w:proofErr w:type="spellEnd"/>
-            <w:r>
-              <w:rPr>
-                <w:rFonts w:ascii="Basic" w:eastAsia="Basic" w:hAnsi="Basic" w:cs="Basic"/>
-                <w:sz w:val="24"/>
-                <w:szCs w:val="24"/>
-                <w:lang w:val="en-US"/>
-              </w:rPr>
-              <w:t xml:space="preserve"> </w:t>
-            </w:r>
-            <w:proofErr w:type="spellStart"/>
-            <w:r>
-              <w:rPr>
-                <w:rFonts w:ascii="Basic" w:eastAsia="Basic" w:hAnsi="Basic" w:cs="Basic"/>
-                <w:sz w:val="24"/>
-                <w:szCs w:val="24"/>
-                <w:lang w:val="en-US"/>
-              </w:rPr>
-              <w:t>pelindung</w:t>
-            </w:r>
-            <w:proofErr w:type="spellEnd"/>
-          </w:p>
-        </w:tc>
-        <w:tc>
-          <w:tcPr>
-            <w:tcW w:w="2268" w:type="dxa"/>
+            <w:r>
+              <w:rPr>
+                <w:rFonts w:ascii="Basic" w:eastAsia="Basic" w:hAnsi="Basic" w:cs="Basic"/>
+                <w:sz w:val="24"/>
+                <w:szCs w:val="24"/>
+                <w:lang w:val="en-US"/>
+              </w:rPr>
+              <w:t>_status}</w:t>
+            </w:r>
+          </w:p>
+        </w:tc>
+        <w:tc>
+          <w:tcPr>
+            <w:tcW w:w="1984" w:type="dxa"/>
             <w:vAlign w:val="center"/>
           </w:tcPr>
           <w:p>
@@ -3169,7 +2580,6 @@
               </w:rPr>
               <w:t>{</w:t>
             </w:r>
-            <w:proofErr w:type="spellStart"/>
             <w:r>
               <w:rPr>
                 <w:rFonts w:ascii="Basic" w:eastAsia="Basic" w:hAnsi="Basic" w:cs="Basic"/>
@@ -3186,65 +2596,6 @@
                 <w:szCs w:val="24"/>
                 <w:lang w:val="en-US"/>
               </w:rPr>
-              <w:t>_status</w:t>
-            </w:r>
-            <w:proofErr w:type="spellEnd"/>
-            <w:r>
-              <w:rPr>
-                <w:rFonts w:ascii="Basic" w:eastAsia="Basic" w:hAnsi="Basic" w:cs="Basic"/>
-                <w:sz w:val="24"/>
-                <w:szCs w:val="24"/>
-                <w:lang w:val="en-US"/>
-              </w:rPr>
-              <w:t>}</w:t>
-            </w:r>
-          </w:p>
-        </w:tc>
-        <w:tc>
-          <w:tcPr>
-            <w:tcW w:w="1984" w:type="dxa"/>
-            <w:vAlign w:val="center"/>
-          </w:tcPr>
-          <w:p>
-            <w:pPr>
-              <w:tabs>
-                <w:tab w:val="left" w:pos="6237"/>
-              </w:tabs>
-              <w:spacing w:after="120"/>
-              <w:jc w:val="center"/>
-              <w:rPr>
-                <w:rFonts w:ascii="Basic" w:eastAsia="Basic" w:hAnsi="Basic" w:cs="Basic"/>
-                <w:sz w:val="24"/>
-                <w:szCs w:val="24"/>
-                <w:lang w:val="en-US"/>
-              </w:rPr>
-            </w:pPr>
-            <w:r>
-              <w:rPr>
-                <w:rFonts w:ascii="Basic" w:eastAsia="Basic" w:hAnsi="Basic" w:cs="Basic"/>
-                <w:sz w:val="24"/>
-                <w:szCs w:val="24"/>
-                <w:lang w:val="en-US"/>
-              </w:rPr>
-              <w:t>{</w:t>
-            </w:r>
-            <w:proofErr w:type="spellStart"/>
-            <w:r>
-              <w:rPr>
-                <w:rFonts w:ascii="Basic" w:eastAsia="Basic" w:hAnsi="Basic" w:cs="Basic"/>
-                <w:sz w:val="24"/>
-                <w:szCs w:val="24"/>
-                <w:lang w:val="en-US"/>
-              </w:rPr>
-              <w:t>pagar</w:t>
-            </w:r>
-            <w:r>
-              <w:rPr>
-                <w:rFonts w:ascii="Basic" w:eastAsia="Basic" w:hAnsi="Basic" w:cs="Basic"/>
-                <w:sz w:val="24"/>
-                <w:szCs w:val="24"/>
-                <w:lang w:val="en-US"/>
-              </w:rPr>
               <w:t>_</w:t>
             </w:r>
             <w:r>
@@ -3256,7 +2607,6 @@
               </w:rPr>
               <w:t>keterangan</w:t>
             </w:r>
-            <w:proofErr w:type="spellEnd"/>
             <w:r>
               <w:rPr>
                 <w:rFonts w:ascii="Basic" w:eastAsia="Basic" w:hAnsi="Basic" w:cs="Basic"/>
@@ -3298,6 +2648,7 @@
                 <w:szCs w:val="24"/>
                 <w:lang w:val="en-US"/>
               </w:rPr>
+              <w:lastRenderedPageBreak/>
               <w:t>13</w:t>
             </w:r>
           </w:p>
@@ -3320,25 +2671,14 @@
                 <w:lang w:val="en-US"/>
               </w:rPr>
             </w:pPr>
-            <w:proofErr w:type="spellStart"/>
-            <w:r>
-              <w:rPr>
-                <w:rFonts w:ascii="Basic" w:eastAsia="Basic" w:hAnsi="Basic" w:cs="Basic"/>
-                <w:sz w:val="24"/>
-                <w:szCs w:val="24"/>
-                <w:lang w:val="en-US"/>
-              </w:rPr>
-              <w:t>Pengecekan</w:t>
-            </w:r>
-            <w:proofErr w:type="spellEnd"/>
-            <w:r>
-              <w:rPr>
-                <w:rFonts w:ascii="Basic" w:eastAsia="Basic" w:hAnsi="Basic" w:cs="Basic"/>
-                <w:sz w:val="24"/>
-                <w:szCs w:val="24"/>
-                <w:lang w:val="en-US"/>
-              </w:rPr>
-              <w:t xml:space="preserve"> CCTV</w:t>
+            <w:r>
+              <w:rPr>
+                <w:rFonts w:ascii="Basic" w:eastAsia="Basic" w:hAnsi="Basic" w:cs="Basic"/>
+                <w:sz w:val="24"/>
+                <w:szCs w:val="24"/>
+                <w:lang w:val="en-US"/>
+              </w:rPr>
+              <w:t>Pengecekan CCTV</w:t>
             </w:r>
           </w:p>
         </w:tc>
@@ -3370,7 +2710,6 @@
               </w:rPr>
               <w:t>{</w:t>
             </w:r>
-            <w:proofErr w:type="spellStart"/>
             <w:r>
               <w:rPr>
                 <w:rFonts w:ascii="Basic" w:eastAsia="Basic" w:hAnsi="Basic" w:cs="Basic"/>
@@ -3387,17 +2726,7 @@
                 <w:szCs w:val="24"/>
                 <w:lang w:val="en-US"/>
               </w:rPr>
-              <w:t>_status</w:t>
-            </w:r>
-            <w:proofErr w:type="spellEnd"/>
-            <w:r>
-              <w:rPr>
-                <w:rFonts w:ascii="Basic" w:eastAsia="Basic" w:hAnsi="Basic" w:cs="Basic"/>
-                <w:sz w:val="24"/>
-                <w:szCs w:val="24"/>
-                <w:lang w:val="en-US"/>
-              </w:rPr>
-              <w:t>}</w:t>
+              <w:t>_status}</w:t>
             </w:r>
           </w:p>
         </w:tc>
@@ -3429,7 +2758,6 @@
               </w:rPr>
               <w:t>{</w:t>
             </w:r>
-            <w:proofErr w:type="spellStart"/>
             <w:r>
               <w:rPr>
                 <w:rFonts w:ascii="Basic" w:eastAsia="Basic" w:hAnsi="Basic" w:cs="Basic"/>
@@ -3457,7 +2785,6 @@
               </w:rPr>
               <w:t>keterangan</w:t>
             </w:r>
-            <w:proofErr w:type="spellEnd"/>
             <w:r>
               <w:rPr>
                 <w:rFonts w:ascii="Basic" w:eastAsia="Basic" w:hAnsi="Basic" w:cs="Basic"/>
@@ -3612,17 +2939,7 @@
                 <w:szCs w:val="24"/>
                 <w:lang w:val="en-US"/>
               </w:rPr>
-              <w:t>{</w:t>
-            </w:r>
-            <w:proofErr w:type="spellStart"/>
-            <w:r>
-              <w:rPr>
-                <w:rFonts w:ascii="Basic" w:eastAsia="Basic" w:hAnsi="Basic" w:cs="Basic"/>
-                <w:sz w:val="24"/>
-                <w:szCs w:val="24"/>
-                <w:lang w:val="en-US"/>
-              </w:rPr>
-              <w:t>lo</w:t>
+              <w:t>{lo</w:t>
             </w:r>
             <w:r>
               <w:rPr>
@@ -3633,7 +2950,6 @@
               </w:rPr>
               <w:t>kasi</w:t>
             </w:r>
-            <w:proofErr w:type="spellEnd"/>
             <w:r>
               <w:rPr>
                 <w:rFonts w:ascii="Basic" w:eastAsia="Basic" w:hAnsi="Basic" w:cs="Basic"/>
@@ -3716,37 +3032,15 @@
                 <w:lang w:val="en-US"/>
               </w:rPr>
             </w:pPr>
-            <w:proofErr w:type="spellStart"/>
-            <w:r>
-              <w:rPr>
-                <w:rFonts w:ascii="Basic" w:eastAsia="Basic" w:hAnsi="Basic" w:cs="Basic"/>
-                <w:sz w:val="24"/>
-                <w:szCs w:val="24"/>
-                <w:lang w:val="en-US"/>
-              </w:rPr>
-              <w:t>Pengawas</w:t>
-            </w:r>
-            <w:proofErr w:type="spellEnd"/>
-            <w:r>
-              <w:rPr>
-                <w:rFonts w:ascii="Basic" w:eastAsia="Basic" w:hAnsi="Basic" w:cs="Basic"/>
-                <w:sz w:val="24"/>
-                <w:szCs w:val="24"/>
-                <w:lang w:val="en-US"/>
-              </w:rPr>
-              <w:t xml:space="preserve"> </w:t>
-            </w:r>
-            <w:proofErr w:type="spellStart"/>
-            <w:r>
-              <w:rPr>
-                <w:rFonts w:ascii="Basic" w:eastAsia="Basic" w:hAnsi="Basic" w:cs="Basic"/>
-                <w:sz w:val="24"/>
-                <w:szCs w:val="24"/>
-                <w:lang w:val="en-US"/>
-              </w:rPr>
-              <w:t>Lapangan</w:t>
-            </w:r>
-            <w:proofErr w:type="spellEnd"/>
+            <w:r>
+              <w:rPr>
+                <w:rFonts w:ascii="Basic" w:eastAsia="Basic" w:hAnsi="Basic" w:cs="Basic"/>
+                <w:sz w:val="24"/>
+                <w:szCs w:val="24"/>
+                <w:lang w:val="en-US"/>
+              </w:rPr>
+              <w:t>Pengawas Lapangan</w:t>
+            </w:r>
           </w:p>
         </w:tc>
       </w:tr>
@@ -3779,94 +3073,54 @@
                 <w:szCs w:val="24"/>
                 <w:lang w:val="en-US"/>
               </w:rPr>
-              <w:t>{%</w:t>
-            </w:r>
-            <w:proofErr w:type="spellStart"/>
-            <w:r>
+              <w:t>{%ttd_teknisi}</w:t>
+            </w:r>
+          </w:p>
+        </w:tc>
+        <w:tc>
+          <w:tcPr>
+            <w:tcW w:w="992" w:type="dxa"/>
+            <w:vAlign w:val="center"/>
+          </w:tcPr>
+          <w:p>
+            <w:pPr>
+              <w:tabs>
+                <w:tab w:val="left" w:pos="5954"/>
+              </w:tabs>
+              <w:jc w:val="center"/>
               <w:rPr>
                 <w:rFonts w:asciiTheme="minorHAnsi" w:eastAsia="Basic" w:hAnsiTheme="minorHAnsi" w:cs="Basic"/>
                 <w:sz w:val="24"/>
                 <w:szCs w:val="24"/>
-                <w:lang w:val="en-US"/>
-              </w:rPr>
-              <w:t>ttd_teknisi</w:t>
-            </w:r>
-            <w:proofErr w:type="spellEnd"/>
-            <w:r>
+              </w:rPr>
+            </w:pPr>
+          </w:p>
+        </w:tc>
+        <w:tc>
+          <w:tcPr>
+            <w:tcW w:w="4343" w:type="dxa"/>
+            <w:vAlign w:val="center"/>
+          </w:tcPr>
+          <w:p>
+            <w:pPr>
+              <w:tabs>
+                <w:tab w:val="left" w:pos="5954"/>
+              </w:tabs>
+              <w:jc w:val="center"/>
               <w:rPr>
                 <w:rFonts w:asciiTheme="minorHAnsi" w:eastAsia="Basic" w:hAnsiTheme="minorHAnsi" w:cs="Basic"/>
                 <w:sz w:val="24"/>
                 <w:szCs w:val="24"/>
-                <w:lang w:val="en-US"/>
-              </w:rPr>
-              <w:t>}</w:t>
-            </w:r>
-          </w:p>
-        </w:tc>
-        <w:tc>
-          <w:tcPr>
-            <w:tcW w:w="992" w:type="dxa"/>
-            <w:vAlign w:val="center"/>
-          </w:tcPr>
-          <w:p>
-            <w:pPr>
-              <w:tabs>
-                <w:tab w:val="left" w:pos="5954"/>
-              </w:tabs>
-              <w:jc w:val="center"/>
+              </w:rPr>
+            </w:pPr>
+            <w:r>
               <w:rPr>
                 <w:rFonts w:asciiTheme="minorHAnsi" w:eastAsia="Basic" w:hAnsiTheme="minorHAnsi" w:cs="Basic"/>
                 <w:sz w:val="24"/>
                 <w:szCs w:val="24"/>
-              </w:rPr>
-            </w:pPr>
-          </w:p>
-        </w:tc>
-        <w:tc>
-          <w:tcPr>
-            <w:tcW w:w="4343" w:type="dxa"/>
-            <w:vAlign w:val="center"/>
-          </w:tcPr>
-          <w:p>
-            <w:pPr>
-              <w:tabs>
-                <w:tab w:val="left" w:pos="5954"/>
-              </w:tabs>
-              <w:jc w:val="center"/>
-              <w:rPr>
-                <w:rFonts w:asciiTheme="minorHAnsi" w:eastAsia="Basic" w:hAnsiTheme="minorHAnsi" w:cs="Basic"/>
-                <w:sz w:val="24"/>
-                <w:szCs w:val="24"/>
-              </w:rPr>
-            </w:pPr>
-            <w:r>
-              <w:rPr>
-                <w:rFonts w:asciiTheme="minorHAnsi" w:eastAsia="Basic" w:hAnsiTheme="minorHAnsi" w:cs="Basic"/>
-                <w:sz w:val="24"/>
-                <w:szCs w:val="24"/>
-                <w:lang w:val="en-US"/>
-              </w:rPr>
-              <w:t>{%</w:t>
-            </w:r>
-            <w:proofErr w:type="spellStart"/>
-            <w:r>
-              <w:rPr>
-                <w:rFonts w:asciiTheme="minorHAnsi" w:eastAsia="Basic" w:hAnsiTheme="minorHAnsi" w:cs="Basic"/>
-                <w:sz w:val="24"/>
-                <w:szCs w:val="24"/>
-                <w:lang w:val="en-US"/>
-              </w:rPr>
-              <w:t>ttd_pengawas_lapangan</w:t>
-            </w:r>
-            <w:proofErr w:type="spellEnd"/>
-            <w:r>
-              <w:rPr>
-                <w:rFonts w:asciiTheme="minorHAnsi" w:eastAsia="Basic" w:hAnsiTheme="minorHAnsi" w:cs="Basic"/>
-                <w:sz w:val="24"/>
-                <w:szCs w:val="24"/>
-                <w:lang w:val="en-US"/>
-              </w:rPr>
-              <w:t>}</w:t>
+                <w:lang w:val="en-US"/>
+              </w:rPr>
+              <w:t>{%ttd_pengawas_lapangan}</w:t>
             </w:r>
           </w:p>
         </w:tc>
@@ -3895,27 +3149,7 @@
                 <w:szCs w:val="24"/>
                 <w:lang w:val="en-US"/>
               </w:rPr>
-              <w:t>{</w:t>
-            </w:r>
-            <w:proofErr w:type="spellStart"/>
-            <w:r>
-              <w:rPr>
-                <w:rFonts w:ascii="Basic" w:eastAsia="Basic" w:hAnsi="Basic" w:cs="Basic"/>
-                <w:sz w:val="24"/>
-                <w:szCs w:val="24"/>
-                <w:lang w:val="en-US"/>
-              </w:rPr>
-              <w:t>teknisi</w:t>
-            </w:r>
-            <w:proofErr w:type="spellEnd"/>
-            <w:r>
-              <w:rPr>
-                <w:rFonts w:ascii="Basic" w:eastAsia="Basic" w:hAnsi="Basic" w:cs="Basic"/>
-                <w:sz w:val="24"/>
-                <w:szCs w:val="24"/>
-                <w:lang w:val="en-US"/>
-              </w:rPr>
-              <w:t>}</w:t>
+              <w:t>{teknisi}</w:t>
             </w:r>
           </w:p>
         </w:tc>
@@ -3959,27 +3193,7 @@
                 <w:szCs w:val="24"/>
                 <w:lang w:val="en-US"/>
               </w:rPr>
-              <w:t>{</w:t>
-            </w:r>
-            <w:proofErr w:type="spellStart"/>
-            <w:r>
-              <w:rPr>
-                <w:rFonts w:ascii="Basic" w:eastAsia="Basic" w:hAnsi="Basic" w:cs="Basic"/>
-                <w:sz w:val="24"/>
-                <w:szCs w:val="24"/>
-                <w:lang w:val="en-US"/>
-              </w:rPr>
-              <w:t>pengawas_lapangan</w:t>
-            </w:r>
-            <w:proofErr w:type="spellEnd"/>
-            <w:r>
-              <w:rPr>
-                <w:rFonts w:ascii="Basic" w:eastAsia="Basic" w:hAnsi="Basic" w:cs="Basic"/>
-                <w:sz w:val="24"/>
-                <w:szCs w:val="24"/>
-                <w:lang w:val="en-US"/>
-              </w:rPr>
-              <w:t>}</w:t>
+              <w:t>{pengawas_lapangan}</w:t>
             </w:r>
           </w:p>
         </w:tc>
@@ -4009,27 +3223,7 @@
                 <w:szCs w:val="24"/>
                 <w:lang w:val="en-US"/>
               </w:rPr>
-              <w:t xml:space="preserve">PT Sensor </w:t>
-            </w:r>
-            <w:proofErr w:type="spellStart"/>
-            <w:r>
-              <w:rPr>
-                <w:rFonts w:ascii="Basic" w:eastAsia="Basic" w:hAnsi="Basic" w:cs="Basic"/>
-                <w:sz w:val="24"/>
-                <w:szCs w:val="24"/>
-                <w:lang w:val="en-US"/>
-              </w:rPr>
-              <w:t>Teknologi</w:t>
-            </w:r>
-            <w:proofErr w:type="spellEnd"/>
-            <w:r>
-              <w:rPr>
-                <w:rFonts w:ascii="Basic" w:eastAsia="Basic" w:hAnsi="Basic" w:cs="Basic"/>
-                <w:sz w:val="24"/>
-                <w:szCs w:val="24"/>
-                <w:lang w:val="en-US"/>
-              </w:rPr>
-              <w:t xml:space="preserve"> Indonesia</w:t>
+              <w:t>PT Sensor Teknologi Indonesia</w:t>
             </w:r>
           </w:p>
         </w:tc>
@@ -4104,8 +3298,12 @@
       </w:pPr>
     </w:p>
     <w:sectPr>
-      <w:headerReference w:type="default" r:id="rId7"/>
-      <w:footerReference w:type="default" r:id="rId8"/>
+      <w:headerReference w:type="even" r:id="rId7"/>
+      <w:headerReference w:type="default" r:id="rId8"/>
+      <w:footerReference w:type="even" r:id="rId9"/>
+      <w:footerReference w:type="default" r:id="rId10"/>
+      <w:headerReference w:type="first" r:id="rId11"/>
+      <w:footerReference w:type="first" r:id="rId12"/>
       <w:pgSz w:w="11906" w:h="16838"/>
       <w:pgMar w:top="1814" w:right="1440" w:bottom="1440" w:left="1440" w:header="708" w:footer="1591" w:gutter="0"/>
       <w:pgNumType w:start="1"/>
@@ -4142,6 +3340,16 @@
 
 <file path=word/footer1.xml><?xml version="1.0" encoding="utf-8"?>
 <w:ftr xmlns:wpc="http://schemas.microsoft.com/office/word/2010/wordprocessingCanvas" xmlns:cx="http://schemas.microsoft.com/office/drawing/2014/chartex" xmlns:cx1="http://schemas.microsoft.com/office/drawing/2015/9/8/chartex" xmlns:cx2="http://schemas.microsoft.com/office/drawing/2015/10/21/chartex" xmlns:cx3="http://schemas.microsoft.com/office/drawing/2016/5/9/chartex" xmlns:cx4="http://schemas.microsoft.com/office/drawing/2016/5/10/chartex" xmlns:cx5="http://schemas.microsoft.com/office/drawing/2016/5/11/chartex" xmlns:cx6="http://schemas.microsoft.com/office/drawing/2016/5/12/chartex" xmlns:cx7="http://schemas.microsoft.com/office/drawing/2016/5/13/chartex" xmlns:cx8="http://schemas.microsoft.com/office/drawing/2016/5/14/chartex" xmlns:mc="http://schemas.openxmlformats.org/markup-compatibility/2006" xmlns:aink="http://schemas.microsoft.com/office/drawing/2016/ink" xmlns:am3d="http://schemas.microsoft.com/office/drawing/2017/model3d" xmlns:o="urn:schemas-microsoft-com:office:office" xmlns:r="http://schemas.openxmlformats.org/officeDocument/2006/relationships" xmlns:m="http://schemas.openxmlformats.org/officeDocument/2006/math" xmlns:v="urn:schemas-microsoft-com:vml" xmlns:wp14="http://schemas.microsoft.com/office/word/2010/wordprocessingDrawing" xmlns:wp="http://schemas.openxmlformats.org/drawingml/2006/wordprocessingDrawing" xmlns:w10="urn:schemas-microsoft-com:office:word" xmlns:w="http://schemas.openxmlformats.org/wordprocessingml/2006/main" xmlns:w14="http://schemas.microsoft.com/office/word/2010/wordml" xmlns:w15="http://schemas.microsoft.com/office/word/2012/wordml" xmlns:w16cex="http://schemas.microsoft.com/office/word/2018/wordml/cex" xmlns:w16cid="http://schemas.microsoft.com/office/word/2016/wordml/cid" xmlns:w16="http://schemas.microsoft.com/office/word/2018/wordml" xmlns:w16sdtdh="http://schemas.microsoft.com/office/word/2020/wordml/sdtdatahash" xmlns:w16se="http://schemas.microsoft.com/office/word/2015/wordml/symex" xmlns:wpg="http://schemas.microsoft.com/office/word/2010/wordprocessingGroup" xmlns:wpi="http://schemas.microsoft.com/office/word/2010/wordprocessingInk" xmlns:wne="http://schemas.microsoft.com/office/word/2006/wordml" xmlns:wps="http://schemas.microsoft.com/office/word/2010/wordprocessingShape" mc:Ignorable="w14 w15 w16se w16cid w16 w16cex w16sdtdh wp14">
+  <w:p>
+    <w:pPr>
+      <w:pStyle w:val="Footer"/>
+    </w:pPr>
+  </w:p>
+</w:ftr>
+</file>
+
+<file path=word/footer2.xml><?xml version="1.0" encoding="utf-8"?>
+<w:ftr xmlns:wpc="http://schemas.microsoft.com/office/word/2010/wordprocessingCanvas" xmlns:cx="http://schemas.microsoft.com/office/drawing/2014/chartex" xmlns:cx1="http://schemas.microsoft.com/office/drawing/2015/9/8/chartex" xmlns:cx2="http://schemas.microsoft.com/office/drawing/2015/10/21/chartex" xmlns:cx3="http://schemas.microsoft.com/office/drawing/2016/5/9/chartex" xmlns:cx4="http://schemas.microsoft.com/office/drawing/2016/5/10/chartex" xmlns:cx5="http://schemas.microsoft.com/office/drawing/2016/5/11/chartex" xmlns:cx6="http://schemas.microsoft.com/office/drawing/2016/5/12/chartex" xmlns:cx7="http://schemas.microsoft.com/office/drawing/2016/5/13/chartex" xmlns:cx8="http://schemas.microsoft.com/office/drawing/2016/5/14/chartex" xmlns:mc="http://schemas.openxmlformats.org/markup-compatibility/2006" xmlns:aink="http://schemas.microsoft.com/office/drawing/2016/ink" xmlns:am3d="http://schemas.microsoft.com/office/drawing/2017/model3d" xmlns:o="urn:schemas-microsoft-com:office:office" xmlns:r="http://schemas.openxmlformats.org/officeDocument/2006/relationships" xmlns:m="http://schemas.openxmlformats.org/officeDocument/2006/math" xmlns:v="urn:schemas-microsoft-com:vml" xmlns:wp14="http://schemas.microsoft.com/office/word/2010/wordprocessingDrawing" xmlns:wp="http://schemas.openxmlformats.org/drawingml/2006/wordprocessingDrawing" xmlns:w10="urn:schemas-microsoft-com:office:word" xmlns:w="http://schemas.openxmlformats.org/wordprocessingml/2006/main" xmlns:w14="http://schemas.microsoft.com/office/word/2010/wordml" xmlns:w15="http://schemas.microsoft.com/office/word/2012/wordml" xmlns:w16cex="http://schemas.microsoft.com/office/word/2018/wordml/cex" xmlns:w16cid="http://schemas.microsoft.com/office/word/2016/wordml/cid" xmlns:w16="http://schemas.microsoft.com/office/word/2018/wordml" xmlns:w16sdtdh="http://schemas.microsoft.com/office/word/2020/wordml/sdtdatahash" xmlns:w16se="http://schemas.microsoft.com/office/word/2015/wordml/symex" xmlns:wpg="http://schemas.microsoft.com/office/word/2010/wordprocessingGroup" xmlns:wpi="http://schemas.microsoft.com/office/word/2010/wordprocessingInk" xmlns:wne="http://schemas.microsoft.com/office/word/2006/wordml" xmlns:wps="http://schemas.microsoft.com/office/word/2010/wordprocessingShape" mc:Ignorable="w14 w15 w16se w16cid w16 w16cex w16sdtdh wp14">
   <w:bookmarkStart w:id="1" w:name="bookmark=id.30j0zll" w:colFirst="0" w:colLast="0"/>
   <w:bookmarkEnd w:id="1"/>
   <w:p>
@@ -4176,10 +3384,10 @@
           <v:path o:extrusionok="f" gradientshapeok="t" o:connecttype="rect"/>
           <o:lock v:ext="edit" aspectratio="t"/>
         </v:shapetype>
-        <v:shape id="4098" o:spid="_x0000_i1026" type="#_x0000_t75" style="width:450.45pt;height:6.9pt;visibility:visible;mso-wrap-distance-left:0;mso-wrap-distance-right:0">
+        <v:shape id="4098" o:spid="_x0000_i1026" type="#_x0000_t75" style="width:450.75pt;height:6.75pt;visibility:visible;mso-wrap-distance-left:0;mso-wrap-distance-right:0">
           <v:imagedata r:id="rId1" o:title="" embosscolor="white"/>
         </v:shape>
-        <o:OLEObject Type="Embed" ProgID="CorelDraw.Graphic.16" ShapeID="4098" DrawAspect="Content" ObjectID="_1833089551" r:id="rId2"/>
+        <o:OLEObject Type="Embed" ProgID="CorelDraw.Graphic.16" ShapeID="4098" DrawAspect="Content" ObjectID="_1854258516" r:id="rId2"/>
       </w:object>
     </w:r>
     <w:r>
@@ -4253,14 +3461,6 @@
     </w:r>
     <w:r>
       <w:rPr>
-        <w:color w:val="000000"/>
-        <w:sz w:val="20"/>
-        <w:szCs w:val="20"/>
-      </w:rPr>
-      <w:t>FACTORY</w:t>
-    </w:r>
-    <w:r>
-      <w:rPr>
         <w:rStyle w:val="apple-tab-span"/>
         <w:color w:val="000000"/>
         <w:sz w:val="20"/>
@@ -4309,27 +3509,25 @@
       </w:rPr>
       <w:tab/>
     </w:r>
-    <w:r>
+  </w:p>
+  <w:p>
+    <w:pPr>
+      <w:pStyle w:val="NormalWeb"/>
+      <w:spacing w:before="0" w:beforeAutospacing="0" w:after="0" w:afterAutospacing="0"/>
       <w:rPr>
         <w:color w:val="000000"/>
         <w:sz w:val="20"/>
         <w:szCs w:val="20"/>
       </w:rPr>
-      <w:t>Jl. Jakarta No. 24, Bandung 40272</w:t>
-    </w:r>
-  </w:p>
-  <w:p>
-    <w:pPr>
-      <w:pStyle w:val="NormalWeb"/>
-      <w:spacing w:before="0" w:beforeAutospacing="0" w:after="0" w:afterAutospacing="0"/>
     </w:pPr>
     <w:r>
       <w:rPr>
         <w:color w:val="000000"/>
         <w:sz w:val="20"/>
         <w:szCs w:val="20"/>
+        <w:lang w:val="id-ID"/>
       </w:rPr>
-      <w:t>HP: 0812-1432-1083</w:t>
+      <w:t>www.getsensync.com</w:t>
     </w:r>
     <w:r>
       <w:rPr>
@@ -4337,115 +3535,20 @@
         <w:color w:val="000000"/>
         <w:sz w:val="20"/>
         <w:szCs w:val="20"/>
+        <w:lang w:val="id-ID"/>
       </w:rPr>
       <w:tab/>
     </w:r>
-    <w:r>
-      <w:rPr>
-        <w:rStyle w:val="apple-tab-span"/>
-        <w:color w:val="000000"/>
-        <w:sz w:val="20"/>
-        <w:szCs w:val="20"/>
-      </w:rPr>
-      <w:tab/>
-    </w:r>
-    <w:r>
-      <w:rPr>
-        <w:rStyle w:val="apple-tab-span"/>
-        <w:color w:val="000000"/>
-        <w:sz w:val="20"/>
-        <w:szCs w:val="20"/>
-      </w:rPr>
-      <w:tab/>
-    </w:r>
-    <w:r>
-      <w:rPr>
-        <w:rStyle w:val="apple-tab-span"/>
-        <w:color w:val="000000"/>
-        <w:sz w:val="20"/>
-        <w:szCs w:val="20"/>
-      </w:rPr>
-      <w:tab/>
-    </w:r>
-    <w:r>
-      <w:rPr>
-        <w:color w:val="000000"/>
-        <w:sz w:val="20"/>
-        <w:szCs w:val="20"/>
-      </w:rPr>
-      <w:t xml:space="preserve">Email: </w:t>
-    </w:r>
-    <w:hyperlink r:id="rId3" w:history="1">
-      <w:r>
-        <w:rPr>
-          <w:rStyle w:val="Hyperlink"/>
-          <w:color w:val="000000"/>
-          <w:sz w:val="20"/>
-          <w:szCs w:val="20"/>
-        </w:rPr>
-        <w:t>info@getsensync.com</w:t>
-      </w:r>
-    </w:hyperlink>
   </w:p>
+</w:ftr>
+</file>
+
+<file path=word/footer3.xml><?xml version="1.0" encoding="utf-8"?>
+<w:ftr xmlns:wpc="http://schemas.microsoft.com/office/word/2010/wordprocessingCanvas" xmlns:cx="http://schemas.microsoft.com/office/drawing/2014/chartex" xmlns:cx1="http://schemas.microsoft.com/office/drawing/2015/9/8/chartex" xmlns:cx2="http://schemas.microsoft.com/office/drawing/2015/10/21/chartex" xmlns:cx3="http://schemas.microsoft.com/office/drawing/2016/5/9/chartex" xmlns:cx4="http://schemas.microsoft.com/office/drawing/2016/5/10/chartex" xmlns:cx5="http://schemas.microsoft.com/office/drawing/2016/5/11/chartex" xmlns:cx6="http://schemas.microsoft.com/office/drawing/2016/5/12/chartex" xmlns:cx7="http://schemas.microsoft.com/office/drawing/2016/5/13/chartex" xmlns:cx8="http://schemas.microsoft.com/office/drawing/2016/5/14/chartex" xmlns:mc="http://schemas.openxmlformats.org/markup-compatibility/2006" xmlns:aink="http://schemas.microsoft.com/office/drawing/2016/ink" xmlns:am3d="http://schemas.microsoft.com/office/drawing/2017/model3d" xmlns:o="urn:schemas-microsoft-com:office:office" xmlns:r="http://schemas.openxmlformats.org/officeDocument/2006/relationships" xmlns:m="http://schemas.openxmlformats.org/officeDocument/2006/math" xmlns:v="urn:schemas-microsoft-com:vml" xmlns:wp14="http://schemas.microsoft.com/office/word/2010/wordprocessingDrawing" xmlns:wp="http://schemas.openxmlformats.org/drawingml/2006/wordprocessingDrawing" xmlns:w10="urn:schemas-microsoft-com:office:word" xmlns:w="http://schemas.openxmlformats.org/wordprocessingml/2006/main" xmlns:w14="http://schemas.microsoft.com/office/word/2010/wordml" xmlns:w15="http://schemas.microsoft.com/office/word/2012/wordml" xmlns:w16cex="http://schemas.microsoft.com/office/word/2018/wordml/cex" xmlns:w16cid="http://schemas.microsoft.com/office/word/2016/wordml/cid" xmlns:w16="http://schemas.microsoft.com/office/word/2018/wordml" xmlns:w16sdtdh="http://schemas.microsoft.com/office/word/2020/wordml/sdtdatahash" xmlns:w16se="http://schemas.microsoft.com/office/word/2015/wordml/symex" xmlns:wpg="http://schemas.microsoft.com/office/word/2010/wordprocessingGroup" xmlns:wpi="http://schemas.microsoft.com/office/word/2010/wordprocessingInk" xmlns:wne="http://schemas.microsoft.com/office/word/2006/wordml" xmlns:wps="http://schemas.microsoft.com/office/word/2010/wordprocessingShape" mc:Ignorable="w14 w15 w16se w16cid w16 w16cex w16sdtdh wp14">
   <w:p>
     <w:pPr>
-      <w:pBdr>
-        <w:top w:val="nil"/>
-        <w:left w:val="nil"/>
-        <w:bottom w:val="nil"/>
-        <w:right w:val="nil"/>
-        <w:between w:val="nil"/>
-      </w:pBdr>
-      <w:tabs>
-        <w:tab w:val="left" w:pos="4253"/>
-        <w:tab w:val="center" w:pos="4513"/>
-        <w:tab w:val="right" w:pos="9026"/>
-      </w:tabs>
-      <w:spacing w:after="0" w:line="240" w:lineRule="auto"/>
-      <w:ind w:left="2410"/>
-      <w:rPr>
-        <w:rFonts w:ascii="Times New Roman" w:eastAsia="Times New Roman" w:hAnsi="Times New Roman" w:cs="Times New Roman"/>
-        <w:color w:val="000000"/>
-        <w:sz w:val="20"/>
-        <w:szCs w:val="20"/>
-      </w:rPr>
+      <w:pStyle w:val="Footer"/>
     </w:pPr>
-    <w:r>
-      <w:rPr>
-        <w:rStyle w:val="apple-tab-span"/>
-        <w:color w:val="000000"/>
-        <w:sz w:val="20"/>
-        <w:szCs w:val="20"/>
-      </w:rPr>
-      <w:tab/>
-    </w:r>
-    <w:r>
-      <w:rPr>
-        <w:rStyle w:val="apple-tab-span"/>
-        <w:color w:val="000000"/>
-        <w:sz w:val="20"/>
-        <w:szCs w:val="20"/>
-      </w:rPr>
-      <w:tab/>
-    </w:r>
-    <w:r>
-      <w:rPr>
-        <w:rStyle w:val="apple-tab-span"/>
-        <w:color w:val="000000"/>
-        <w:sz w:val="20"/>
-        <w:szCs w:val="20"/>
-        <w:lang w:val="en-US"/>
-      </w:rPr>
-      <w:t xml:space="preserve"> </w:t>
-    </w:r>
-    <w:r>
-      <w:rPr>
-        <w:color w:val="000000"/>
-        <w:sz w:val="20"/>
-        <w:szCs w:val="20"/>
-      </w:rPr>
-      <w:t>http://www.getsensync.com</w:t>
-    </w:r>
   </w:p>
 </w:ftr>
 </file>
@@ -4476,6 +3579,16 @@
 </file>
 
 <file path=word/header1.xml><?xml version="1.0" encoding="utf-8"?>
+<w:hdr xmlns:wpc="http://schemas.microsoft.com/office/word/2010/wordprocessingCanvas" xmlns:cx="http://schemas.microsoft.com/office/drawing/2014/chartex" xmlns:cx1="http://schemas.microsoft.com/office/drawing/2015/9/8/chartex" xmlns:cx2="http://schemas.microsoft.com/office/drawing/2015/10/21/chartex" xmlns:cx3="http://schemas.microsoft.com/office/drawing/2016/5/9/chartex" xmlns:cx4="http://schemas.microsoft.com/office/drawing/2016/5/10/chartex" xmlns:cx5="http://schemas.microsoft.com/office/drawing/2016/5/11/chartex" xmlns:cx6="http://schemas.microsoft.com/office/drawing/2016/5/12/chartex" xmlns:cx7="http://schemas.microsoft.com/office/drawing/2016/5/13/chartex" xmlns:cx8="http://schemas.microsoft.com/office/drawing/2016/5/14/chartex" xmlns:mc="http://schemas.openxmlformats.org/markup-compatibility/2006" xmlns:aink="http://schemas.microsoft.com/office/drawing/2016/ink" xmlns:am3d="http://schemas.microsoft.com/office/drawing/2017/model3d" xmlns:o="urn:schemas-microsoft-com:office:office" xmlns:r="http://schemas.openxmlformats.org/officeDocument/2006/relationships" xmlns:m="http://schemas.openxmlformats.org/officeDocument/2006/math" xmlns:v="urn:schemas-microsoft-com:vml" xmlns:wp14="http://schemas.microsoft.com/office/word/2010/wordprocessingDrawing" xmlns:wp="http://schemas.openxmlformats.org/drawingml/2006/wordprocessingDrawing" xmlns:w10="urn:schemas-microsoft-com:office:word" xmlns:w="http://schemas.openxmlformats.org/wordprocessingml/2006/main" xmlns:w14="http://schemas.microsoft.com/office/word/2010/wordml" xmlns:w15="http://schemas.microsoft.com/office/word/2012/wordml" xmlns:w16cex="http://schemas.microsoft.com/office/word/2018/wordml/cex" xmlns:w16cid="http://schemas.microsoft.com/office/word/2016/wordml/cid" xmlns:w16="http://schemas.microsoft.com/office/word/2018/wordml" xmlns:w16sdtdh="http://schemas.microsoft.com/office/word/2020/wordml/sdtdatahash" xmlns:w16se="http://schemas.microsoft.com/office/word/2015/wordml/symex" xmlns:wpg="http://schemas.microsoft.com/office/word/2010/wordprocessingGroup" xmlns:wpi="http://schemas.microsoft.com/office/word/2010/wordprocessingInk" xmlns:wne="http://schemas.microsoft.com/office/word/2006/wordml" xmlns:wps="http://schemas.microsoft.com/office/word/2010/wordprocessingShape" mc:Ignorable="w14 w15 w16se w16cid w16 w16cex w16sdtdh wp14">
+  <w:p>
+    <w:pPr>
+      <w:pStyle w:val="Header"/>
+    </w:pPr>
+  </w:p>
+</w:hdr>
+</file>
+
+<file path=word/header2.xml><?xml version="1.0" encoding="utf-8"?>
 <w:hdr xmlns:wpc="http://schemas.microsoft.com/office/word/2010/wordprocessingCanvas" xmlns:cx="http://schemas.microsoft.com/office/drawing/2014/chartex" xmlns:cx1="http://schemas.microsoft.com/office/drawing/2015/9/8/chartex" xmlns:cx2="http://schemas.microsoft.com/office/drawing/2015/10/21/chartex" xmlns:cx3="http://schemas.microsoft.com/office/drawing/2016/5/9/chartex" xmlns:cx4="http://schemas.microsoft.com/office/drawing/2016/5/10/chartex" xmlns:cx5="http://schemas.microsoft.com/office/drawing/2016/5/11/chartex" xmlns:cx6="http://schemas.microsoft.com/office/drawing/2016/5/12/chartex" xmlns:cx7="http://schemas.microsoft.com/office/drawing/2016/5/13/chartex" xmlns:cx8="http://schemas.microsoft.com/office/drawing/2016/5/14/chartex" xmlns:mc="http://schemas.openxmlformats.org/markup-compatibility/2006" xmlns:aink="http://schemas.microsoft.com/office/drawing/2016/ink" xmlns:am3d="http://schemas.microsoft.com/office/drawing/2017/model3d" xmlns:o="urn:schemas-microsoft-com:office:office" xmlns:r="http://schemas.openxmlformats.org/officeDocument/2006/relationships" xmlns:m="http://schemas.openxmlformats.org/officeDocument/2006/math" xmlns:v="urn:schemas-microsoft-com:vml" xmlns:wp14="http://schemas.microsoft.com/office/word/2010/wordprocessingDrawing" xmlns:wp="http://schemas.openxmlformats.org/drawingml/2006/wordprocessingDrawing" xmlns:w10="urn:schemas-microsoft-com:office:word" xmlns:w="http://schemas.openxmlformats.org/wordprocessingml/2006/main" xmlns:w14="http://schemas.microsoft.com/office/word/2010/wordml" xmlns:w15="http://schemas.microsoft.com/office/word/2012/wordml" xmlns:w16cex="http://schemas.microsoft.com/office/word/2018/wordml/cex" xmlns:w16cid="http://schemas.microsoft.com/office/word/2016/wordml/cid" xmlns:w16="http://schemas.microsoft.com/office/word/2018/wordml" xmlns:w16sdtdh="http://schemas.microsoft.com/office/word/2020/wordml/sdtdatahash" xmlns:w16se="http://schemas.microsoft.com/office/word/2015/wordml/symex" xmlns:wpg="http://schemas.microsoft.com/office/word/2010/wordprocessingGroup" xmlns:wpi="http://schemas.microsoft.com/office/word/2010/wordprocessingInk" xmlns:wne="http://schemas.microsoft.com/office/word/2006/wordml" xmlns:wps="http://schemas.microsoft.com/office/word/2010/wordprocessingShape" mc:Ignorable="w14 w15 w16se w16cid w16 w16cex w16sdtdh wp14">
   <w:p>
     <w:pPr>
@@ -4521,9 +3634,19 @@
           <v:imagedata r:id="rId1" o:title="" embosscolor="white"/>
           <w10:wrap anchorx="margin"/>
         </v:shape>
-        <o:OLEObject Type="Embed" ProgID="CorelDraw.Graphic.16" ShapeID="4097" DrawAspect="Content" ObjectID="_1833089552" r:id="rId2"/>
+        <o:OLEObject Type="Embed" ProgID="CorelDraw.Graphic.16" ShapeID="4097" DrawAspect="Content" ObjectID="_1854258517" r:id="rId2"/>
       </w:object>
     </w:r>
+  </w:p>
+</w:hdr>
+</file>
+
+<file path=word/header3.xml><?xml version="1.0" encoding="utf-8"?>
+<w:hdr xmlns:wpc="http://schemas.microsoft.com/office/word/2010/wordprocessingCanvas" xmlns:cx="http://schemas.microsoft.com/office/drawing/2014/chartex" xmlns:cx1="http://schemas.microsoft.com/office/drawing/2015/9/8/chartex" xmlns:cx2="http://schemas.microsoft.com/office/drawing/2015/10/21/chartex" xmlns:cx3="http://schemas.microsoft.com/office/drawing/2016/5/9/chartex" xmlns:cx4="http://schemas.microsoft.com/office/drawing/2016/5/10/chartex" xmlns:cx5="http://schemas.microsoft.com/office/drawing/2016/5/11/chartex" xmlns:cx6="http://schemas.microsoft.com/office/drawing/2016/5/12/chartex" xmlns:cx7="http://schemas.microsoft.com/office/drawing/2016/5/13/chartex" xmlns:cx8="http://schemas.microsoft.com/office/drawing/2016/5/14/chartex" xmlns:mc="http://schemas.openxmlformats.org/markup-compatibility/2006" xmlns:aink="http://schemas.microsoft.com/office/drawing/2016/ink" xmlns:am3d="http://schemas.microsoft.com/office/drawing/2017/model3d" xmlns:o="urn:schemas-microsoft-com:office:office" xmlns:r="http://schemas.openxmlformats.org/officeDocument/2006/relationships" xmlns:m="http://schemas.openxmlformats.org/officeDocument/2006/math" xmlns:v="urn:schemas-microsoft-com:vml" xmlns:wp14="http://schemas.microsoft.com/office/word/2010/wordprocessingDrawing" xmlns:wp="http://schemas.openxmlformats.org/drawingml/2006/wordprocessingDrawing" xmlns:w10="urn:schemas-microsoft-com:office:word" xmlns:w="http://schemas.openxmlformats.org/wordprocessingml/2006/main" xmlns:w14="http://schemas.microsoft.com/office/word/2010/wordml" xmlns:w15="http://schemas.microsoft.com/office/word/2012/wordml" xmlns:w16cex="http://schemas.microsoft.com/office/word/2018/wordml/cex" xmlns:w16cid="http://schemas.microsoft.com/office/word/2016/wordml/cid" xmlns:w16="http://schemas.microsoft.com/office/word/2018/wordml" xmlns:w16sdtdh="http://schemas.microsoft.com/office/word/2020/wordml/sdtdatahash" xmlns:w16se="http://schemas.microsoft.com/office/word/2015/wordml/symex" xmlns:wpg="http://schemas.microsoft.com/office/word/2010/wordprocessingGroup" xmlns:wpi="http://schemas.microsoft.com/office/word/2010/wordprocessingInk" xmlns:wne="http://schemas.microsoft.com/office/word/2006/wordml" xmlns:wps="http://schemas.microsoft.com/office/word/2010/wordprocessingShape" mc:Ignorable="w14 w15 w16se w16cid w16 w16cex w16sdtdh wp14">
+  <w:p>
+    <w:pPr>
+      <w:pStyle w:val="Header"/>
+    </w:pPr>
   </w:p>
 </w:hdr>
 </file>
@@ -5324,7 +4447,6 @@
     <w:name w:val="Normal (Web)"/>
     <w:basedOn w:val="Normal"/>
     <w:uiPriority w:val="99"/>
-    <w:semiHidden/>
     <w:unhideWhenUsed/>
     <w:rsid w:val="00416140"/>
     <w:pPr>

--- a/templates/template_preventif_base.docx
+++ b/templates/template_preventif_base.docx
@@ -2471,6 +2471,7 @@
                 <w:szCs w:val="24"/>
                 <w:lang w:val="en-US"/>
               </w:rPr>
+              <w:lastRenderedPageBreak/>
               <w:t>12</w:t>
             </w:r>
           </w:p>
@@ -2648,7 +2649,6 @@
                 <w:szCs w:val="24"/>
                 <w:lang w:val="en-US"/>
               </w:rPr>
-              <w:lastRenderedPageBreak/>
               <w:t>13</w:t>
             </w:r>
           </w:p>
@@ -3387,7 +3387,7 @@
         <v:shape id="4098" o:spid="_x0000_i1026" type="#_x0000_t75" style="width:450.75pt;height:6.75pt;visibility:visible;mso-wrap-distance-left:0;mso-wrap-distance-right:0">
           <v:imagedata r:id="rId1" o:title="" embosscolor="white"/>
         </v:shape>
-        <o:OLEObject Type="Embed" ProgID="CorelDraw.Graphic.16" ShapeID="4098" DrawAspect="Content" ObjectID="_1854258516" r:id="rId2"/>
+        <o:OLEObject Type="Embed" ProgID="CorelDraw.Graphic.16" ShapeID="4098" DrawAspect="Content" ObjectID="_1854707731" r:id="rId2"/>
       </w:object>
     </w:r>
     <w:r>
@@ -3412,61 +3412,7 @@
         <w:sz w:val="20"/>
         <w:szCs w:val="20"/>
       </w:rPr>
-      <w:t>KANTOR</w:t>
-    </w:r>
-    <w:r>
-      <w:rPr>
-        <w:rStyle w:val="apple-tab-span"/>
-        <w:color w:val="000000"/>
-        <w:sz w:val="20"/>
-        <w:szCs w:val="20"/>
-      </w:rPr>
-      <w:tab/>
-    </w:r>
-    <w:r>
-      <w:rPr>
-        <w:rStyle w:val="apple-tab-span"/>
-        <w:color w:val="000000"/>
-        <w:sz w:val="20"/>
-        <w:szCs w:val="20"/>
-      </w:rPr>
-      <w:tab/>
-    </w:r>
-    <w:r>
-      <w:rPr>
-        <w:rStyle w:val="apple-tab-span"/>
-        <w:color w:val="000000"/>
-        <w:sz w:val="20"/>
-        <w:szCs w:val="20"/>
-      </w:rPr>
-      <w:tab/>
-    </w:r>
-    <w:r>
-      <w:rPr>
-        <w:rStyle w:val="apple-tab-span"/>
-        <w:color w:val="000000"/>
-        <w:sz w:val="20"/>
-        <w:szCs w:val="20"/>
-      </w:rPr>
-      <w:tab/>
-    </w:r>
-    <w:r>
-      <w:rPr>
-        <w:rStyle w:val="apple-tab-span"/>
-        <w:color w:val="000000"/>
-        <w:sz w:val="20"/>
-        <w:szCs w:val="20"/>
-      </w:rPr>
-      <w:tab/>
-    </w:r>
-    <w:r>
-      <w:rPr>
-        <w:rStyle w:val="apple-tab-span"/>
-        <w:color w:val="000000"/>
-        <w:sz w:val="20"/>
-        <w:szCs w:val="20"/>
-      </w:rPr>
-      <w:tab/>
+      <w:t>Jl. Jakarta No.24, Kebonwaru, Batununggal</w:t>
     </w:r>
   </w:p>
   <w:p>
@@ -3480,34 +3426,92 @@
         <w:sz w:val="20"/>
         <w:szCs w:val="20"/>
       </w:rPr>
-      <w:t>Jl. Jakarta No. 24, Bandung 40272</w:t>
+      <w:t>Kota Bandung 40272</w:t>
     </w:r>
+  </w:p>
+  <w:p>
+    <w:pPr>
+      <w:pStyle w:val="NormalWeb"/>
+      <w:spacing w:before="0" w:beforeAutospacing="0" w:after="0" w:afterAutospacing="0"/>
+    </w:pPr>
     <w:r>
       <w:rPr>
-        <w:rStyle w:val="apple-tab-span"/>
         <w:color w:val="000000"/>
         <w:sz w:val="20"/>
         <w:szCs w:val="20"/>
       </w:rPr>
-      <w:tab/>
+      <w:t xml:space="preserve">Email: </w:t>
     </w:r>
+    <w:hyperlink r:id="rId3" w:history="1">
+      <w:r>
+        <w:rPr>
+          <w:rStyle w:val="Hyperlink"/>
+          <w:color w:val="000000"/>
+          <w:sz w:val="20"/>
+          <w:szCs w:val="20"/>
+        </w:rPr>
+        <w:t>info@getsensync.com</w:t>
+      </w:r>
+      <w:r>
+        <w:rPr>
+          <w:rStyle w:val="apple-tab-span"/>
+          <w:rFonts w:eastAsia="SimSun"/>
+          <w:color w:val="000000"/>
+          <w:sz w:val="20"/>
+          <w:szCs w:val="20"/>
+        </w:rPr>
+        <w:tab/>
+      </w:r>
+      <w:r>
+        <w:rPr>
+          <w:rStyle w:val="apple-tab-span"/>
+          <w:rFonts w:eastAsia="SimSun"/>
+          <w:color w:val="000000"/>
+          <w:sz w:val="20"/>
+          <w:szCs w:val="20"/>
+        </w:rPr>
+        <w:tab/>
+      </w:r>
+      <w:r>
+        <w:rPr>
+          <w:rStyle w:val="apple-tab-span"/>
+          <w:rFonts w:eastAsia="SimSun"/>
+          <w:color w:val="000000"/>
+          <w:sz w:val="20"/>
+          <w:szCs w:val="20"/>
+        </w:rPr>
+        <w:tab/>
+      </w:r>
+    </w:hyperlink>
+  </w:p>
+  <w:p>
+    <w:pPr>
+      <w:pStyle w:val="NormalWeb"/>
+      <w:spacing w:before="0" w:beforeAutospacing="0" w:after="0" w:afterAutospacing="0"/>
+    </w:pPr>
     <w:r>
       <w:rPr>
-        <w:rStyle w:val="apple-tab-span"/>
         <w:color w:val="000000"/>
         <w:sz w:val="20"/>
         <w:szCs w:val="20"/>
       </w:rPr>
-      <w:tab/>
+      <w:t>http</w:t>
     </w:r>
     <w:r>
       <w:rPr>
-        <w:rStyle w:val="apple-tab-span"/>
         <w:color w:val="000000"/>
         <w:sz w:val="20"/>
         <w:szCs w:val="20"/>
       </w:rPr>
-      <w:tab/>
+      <w:t>s</w:t>
+    </w:r>
+    <w:r>
+      <w:rPr>
+        <w:color w:val="000000"/>
+        <w:sz w:val="20"/>
+        <w:szCs w:val="20"/>
+      </w:rPr>
+      <w:t>://www.getsensync.com</w:t>
     </w:r>
   </w:p>
   <w:p>
@@ -3520,15 +3524,6 @@
         <w:szCs w:val="20"/>
       </w:rPr>
     </w:pPr>
-    <w:r>
-      <w:rPr>
-        <w:color w:val="000000"/>
-        <w:sz w:val="20"/>
-        <w:szCs w:val="20"/>
-        <w:lang w:val="id-ID"/>
-      </w:rPr>
-      <w:t>www.getsensync.com</w:t>
-    </w:r>
     <w:r>
       <w:rPr>
         <w:rStyle w:val="apple-tab-span"/>
@@ -3634,7 +3629,7 @@
           <v:imagedata r:id="rId1" o:title="" embosscolor="white"/>
           <w10:wrap anchorx="margin"/>
         </v:shape>
-        <o:OLEObject Type="Embed" ProgID="CorelDraw.Graphic.16" ShapeID="4097" DrawAspect="Content" ObjectID="_1854258517" r:id="rId2"/>
+        <o:OLEObject Type="Embed" ProgID="CorelDraw.Graphic.16" ShapeID="4097" DrawAspect="Content" ObjectID="_1854707732" r:id="rId2"/>
       </w:object>
     </w:r>
   </w:p>
